--- a/backend/detailed_report.docx
+++ b/backend/detailed_report.docx
@@ -19,7 +19,7 @@
         <w:rPr>
           <w:sz w:val="22"/>
         </w:rPr>
-        <w:t>统计周期：2026-02-24 06:01:30 至 2026-02-24 23:59:59</w:t>
+        <w:t>统计周期：2026-02-24 00:00:00 至 2026-02-28 23:59:59</w:t>
       </w:r>
     </w:p>
     <w:p>
@@ -27,7 +27,7 @@
         <w:pStyle w:val="Heading1"/>
       </w:pPr>
       <w:r>
-        <w:t>记录 #1 | 录入时间: 2026-02-24 06:01:31</w:t>
+        <w:t>记录 #1 | 录入时间: 2026-02-24 19:52:18</w:t>
       </w:r>
     </w:p>
     <w:p>
@@ -69,7 +69,7 @@
           </w:tcPr>
           <w:p>
             <w:r>
-              <w:t>2026-02-24 06:01:31</w:t>
+              <w:t>2026-02-24 19:52:18</w:t>
             </w:r>
           </w:p>
         </w:tc>
@@ -649,7 +649,7 @@
         <w:pStyle w:val="Heading1"/>
       </w:pPr>
       <w:r>
-        <w:t>记录 #2 | 录入时间: 2026-02-24 06:01:37</w:t>
+        <w:t>记录 #2 | 录入时间: 2026-02-24 20:00:22</w:t>
       </w:r>
     </w:p>
     <w:p>
@@ -691,7 +691,7 @@
           </w:tcPr>
           <w:p>
             <w:r>
-              <w:t>2026-02-24 06:01:37</w:t>
+              <w:t>2026-02-24 20:00:22</w:t>
             </w:r>
           </w:p>
         </w:tc>
@@ -959,6 +959,4360 @@
           <w:p>
             <w:r>
               <w:t>120.5</w:t>
+            </w:r>
+          </w:p>
+        </w:tc>
+      </w:tr>
+      <w:tr>
+        <w:tc>
+          <w:tcPr>
+            <w:tcW w:type="dxa" w:w="2592"/>
+          </w:tcPr>
+          <w:p>
+            <w:r>
+              <w:rPr>
+                <w:b/>
+              </w:rPr>
+              <w:t>当前方位</w:t>
+            </w:r>
+          </w:p>
+        </w:tc>
+        <w:tc>
+          <w:tcPr>
+            <w:tcW w:type="dxa" w:w="4320"/>
+          </w:tcPr>
+          <w:p>
+            <w:r>
+              <w:t>120.48</w:t>
+            </w:r>
+          </w:p>
+        </w:tc>
+      </w:tr>
+      <w:tr>
+        <w:tc>
+          <w:tcPr>
+            <w:tcW w:type="dxa" w:w="2592"/>
+          </w:tcPr>
+          <w:p>
+            <w:r>
+              <w:rPr>
+                <w:b/>
+              </w:rPr>
+              <w:t>方位偏差</w:t>
+            </w:r>
+          </w:p>
+        </w:tc>
+        <w:tc>
+          <w:tcPr>
+            <w:tcW w:type="dxa" w:w="4320"/>
+          </w:tcPr>
+          <w:p>
+            <w:r>
+              <w:t>-0.02</w:t>
+            </w:r>
+          </w:p>
+        </w:tc>
+      </w:tr>
+      <w:tr>
+        <w:tc>
+          <w:tcPr>
+            <w:tcW w:type="dxa" w:w="2592"/>
+          </w:tcPr>
+          <w:p>
+            <w:r>
+              <w:rPr>
+                <w:b/>
+              </w:rPr>
+              <w:t>引导俯仰</w:t>
+            </w:r>
+          </w:p>
+        </w:tc>
+        <w:tc>
+          <w:tcPr>
+            <w:tcW w:type="dxa" w:w="4320"/>
+          </w:tcPr>
+          <w:p>
+            <w:r>
+              <w:t>45</w:t>
+            </w:r>
+          </w:p>
+        </w:tc>
+      </w:tr>
+      <w:tr>
+        <w:tc>
+          <w:tcPr>
+            <w:tcW w:type="dxa" w:w="2592"/>
+          </w:tcPr>
+          <w:p>
+            <w:r>
+              <w:rPr>
+                <w:b/>
+              </w:rPr>
+              <w:t>当前俯仰</w:t>
+            </w:r>
+          </w:p>
+        </w:tc>
+        <w:tc>
+          <w:tcPr>
+            <w:tcW w:type="dxa" w:w="4320"/>
+          </w:tcPr>
+          <w:p>
+            <w:r>
+              <w:t>45.01</w:t>
+            </w:r>
+          </w:p>
+        </w:tc>
+      </w:tr>
+      <w:tr>
+        <w:tc>
+          <w:tcPr>
+            <w:tcW w:type="dxa" w:w="2592"/>
+          </w:tcPr>
+          <w:p>
+            <w:r>
+              <w:rPr>
+                <w:b/>
+              </w:rPr>
+              <w:t>俯仰偏差</w:t>
+            </w:r>
+          </w:p>
+        </w:tc>
+        <w:tc>
+          <w:tcPr>
+            <w:tcW w:type="dxa" w:w="4320"/>
+          </w:tcPr>
+          <w:p>
+            <w:r>
+              <w:t>0.01</w:t>
+            </w:r>
+          </w:p>
+        </w:tc>
+      </w:tr>
+    </w:tbl>
+    <w:p/>
+    <w:p>
+      <w:pPr>
+        <w:pStyle w:val="Heading2"/>
+      </w:pPr>
+      <w:r>
+        <w:t>4. 电机诊断数据</w:t>
+      </w:r>
+    </w:p>
+    <w:tbl>
+      <w:tblPr>
+        <w:tblStyle w:val="TableGrid"/>
+        <w:tblW w:type="auto" w:w="0"/>
+        <w:tblLayout w:type="fixed"/>
+        <w:tblLook w:firstColumn="1" w:firstRow="1" w:lastColumn="0" w:lastRow="0" w:noHBand="0" w:noVBand="1" w:val="04A0"/>
+      </w:tblPr>
+      <w:tblGrid>
+        <w:gridCol w:w="4320"/>
+        <w:gridCol w:w="4320"/>
+      </w:tblGrid>
+      <w:tr>
+        <w:tc>
+          <w:tcPr>
+            <w:tcW w:type="dxa" w:w="2592"/>
+          </w:tcPr>
+          <w:p>
+            <w:r>
+              <w:rPr>
+                <w:b/>
+              </w:rPr>
+              <w:t>电机1状态</w:t>
+            </w:r>
+          </w:p>
+        </w:tc>
+        <w:tc>
+          <w:tcPr>
+            <w:tcW w:type="dxa" w:w="4320"/>
+          </w:tcPr>
+          <w:p>
+            <w:r>
+              <w:t>运行中</w:t>
+            </w:r>
+          </w:p>
+        </w:tc>
+      </w:tr>
+      <w:tr>
+        <w:tc>
+          <w:tcPr>
+            <w:tcW w:type="dxa" w:w="2592"/>
+          </w:tcPr>
+          <w:p>
+            <w:r>
+              <w:rPr>
+                <w:b/>
+              </w:rPr>
+              <w:t>电机1温度</w:t>
+            </w:r>
+          </w:p>
+        </w:tc>
+        <w:tc>
+          <w:tcPr>
+            <w:tcW w:type="dxa" w:w="4320"/>
+          </w:tcPr>
+          <w:p>
+            <w:r>
+              <w:t>42.5</w:t>
+            </w:r>
+          </w:p>
+        </w:tc>
+      </w:tr>
+      <w:tr>
+        <w:tc>
+          <w:tcPr>
+            <w:tcW w:type="dxa" w:w="2592"/>
+          </w:tcPr>
+          <w:p>
+            <w:r>
+              <w:rPr>
+                <w:b/>
+              </w:rPr>
+              <w:t>电机1电流</w:t>
+            </w:r>
+          </w:p>
+        </w:tc>
+        <w:tc>
+          <w:tcPr>
+            <w:tcW w:type="dxa" w:w="4320"/>
+          </w:tcPr>
+          <w:p>
+            <w:r>
+              <w:t>5.2</w:t>
+            </w:r>
+          </w:p>
+        </w:tc>
+      </w:tr>
+      <w:tr>
+        <w:tc>
+          <w:tcPr>
+            <w:tcW w:type="dxa" w:w="2592"/>
+          </w:tcPr>
+          <w:p>
+            <w:r>
+              <w:rPr>
+                <w:b/>
+              </w:rPr>
+              <w:t>电机2状态</w:t>
+            </w:r>
+          </w:p>
+        </w:tc>
+        <w:tc>
+          <w:tcPr>
+            <w:tcW w:type="dxa" w:w="4320"/>
+          </w:tcPr>
+          <w:p>
+            <w:r>
+              <w:t>待机</w:t>
+            </w:r>
+          </w:p>
+        </w:tc>
+      </w:tr>
+      <w:tr>
+        <w:tc>
+          <w:tcPr>
+            <w:tcW w:type="dxa" w:w="2592"/>
+          </w:tcPr>
+          <w:p>
+            <w:r>
+              <w:rPr>
+                <w:b/>
+              </w:rPr>
+              <w:t>电机2温度</w:t>
+            </w:r>
+          </w:p>
+        </w:tc>
+        <w:tc>
+          <w:tcPr>
+            <w:tcW w:type="dxa" w:w="4320"/>
+          </w:tcPr>
+          <w:p>
+            <w:r>
+              <w:t>38</w:t>
+            </w:r>
+          </w:p>
+        </w:tc>
+      </w:tr>
+      <w:tr>
+        <w:tc>
+          <w:tcPr>
+            <w:tcW w:type="dxa" w:w="2592"/>
+          </w:tcPr>
+          <w:p>
+            <w:r>
+              <w:rPr>
+                <w:b/>
+              </w:rPr>
+              <w:t>电机2电流</w:t>
+            </w:r>
+          </w:p>
+        </w:tc>
+        <w:tc>
+          <w:tcPr>
+            <w:tcW w:type="dxa" w:w="4320"/>
+          </w:tcPr>
+          <w:p>
+            <w:r>
+              <w:t>0.1</w:t>
+            </w:r>
+          </w:p>
+        </w:tc>
+      </w:tr>
+    </w:tbl>
+    <w:p/>
+    <w:p>
+      <w:r>
+        <w:br w:type="page"/>
+      </w:r>
+    </w:p>
+    <w:p>
+      <w:pPr>
+        <w:pStyle w:val="Heading1"/>
+      </w:pPr>
+      <w:r>
+        <w:t>记录 #3 | 录入时间: 2026-02-24 20:06:30</w:t>
+      </w:r>
+    </w:p>
+    <w:p>
+      <w:pPr>
+        <w:pStyle w:val="Heading2"/>
+      </w:pPr>
+      <w:r>
+        <w:t>1. 基本信息与系统状态</w:t>
+      </w:r>
+    </w:p>
+    <w:tbl>
+      <w:tblPr>
+        <w:tblStyle w:val="TableGrid"/>
+        <w:tblW w:type="auto" w:w="0"/>
+        <w:tblLayout w:type="fixed"/>
+        <w:tblLook w:firstColumn="1" w:firstRow="1" w:lastColumn="0" w:lastRow="0" w:noHBand="0" w:noVBand="1" w:val="04A0"/>
+      </w:tblPr>
+      <w:tblGrid>
+        <w:gridCol w:w="4320"/>
+        <w:gridCol w:w="4320"/>
+      </w:tblGrid>
+      <w:tr>
+        <w:tc>
+          <w:tcPr>
+            <w:tcW w:type="dxa" w:w="2592"/>
+          </w:tcPr>
+          <w:p>
+            <w:r>
+              <w:rPr>
+                <w:b/>
+              </w:rPr>
+              <w:t>记录时间</w:t>
+            </w:r>
+          </w:p>
+        </w:tc>
+        <w:tc>
+          <w:tcPr>
+            <w:tcW w:type="dxa" w:w="4320"/>
+          </w:tcPr>
+          <w:p>
+            <w:r>
+              <w:t>2026-02-24 20:06:30</w:t>
+            </w:r>
+          </w:p>
+        </w:tc>
+      </w:tr>
+      <w:tr>
+        <w:tc>
+          <w:tcPr>
+            <w:tcW w:type="dxa" w:w="2592"/>
+          </w:tcPr>
+          <w:p>
+            <w:r>
+              <w:rPr>
+                <w:b/>
+              </w:rPr>
+              <w:t>工作模式</w:t>
+            </w:r>
+          </w:p>
+        </w:tc>
+        <w:tc>
+          <w:tcPr>
+            <w:tcW w:type="dxa" w:w="4320"/>
+          </w:tcPr>
+          <w:p>
+            <w:r>
+              <w:t>自动追踪</w:t>
+            </w:r>
+          </w:p>
+        </w:tc>
+      </w:tr>
+      <w:tr>
+        <w:tc>
+          <w:tcPr>
+            <w:tcW w:type="dxa" w:w="2592"/>
+          </w:tcPr>
+          <w:p>
+            <w:r>
+              <w:rPr>
+                <w:b/>
+              </w:rPr>
+              <w:t>信号源</w:t>
+            </w:r>
+          </w:p>
+        </w:tc>
+        <w:tc>
+          <w:tcPr>
+            <w:tcW w:type="dxa" w:w="4320"/>
+          </w:tcPr>
+          <w:p>
+            <w:r>
+              <w:t>卫星A</w:t>
+            </w:r>
+          </w:p>
+        </w:tc>
+      </w:tr>
+      <w:tr>
+        <w:tc>
+          <w:tcPr>
+            <w:tcW w:type="dxa" w:w="2592"/>
+          </w:tcPr>
+          <w:p>
+            <w:r>
+              <w:rPr>
+                <w:b/>
+              </w:rPr>
+              <w:t>锁定状态</w:t>
+            </w:r>
+          </w:p>
+        </w:tc>
+        <w:tc>
+          <w:tcPr>
+            <w:tcW w:type="dxa" w:w="4320"/>
+          </w:tcPr>
+          <w:p>
+            <w:r>
+              <w:t>已锁定</w:t>
+            </w:r>
+          </w:p>
+        </w:tc>
+      </w:tr>
+      <w:tr>
+        <w:tc>
+          <w:tcPr>
+            <w:tcW w:type="dxa" w:w="2592"/>
+          </w:tcPr>
+          <w:p>
+            <w:r>
+              <w:rPr>
+                <w:b/>
+              </w:rPr>
+              <w:t>锁定指示</w:t>
+            </w:r>
+          </w:p>
+        </w:tc>
+        <w:tc>
+          <w:tcPr>
+            <w:tcW w:type="dxa" w:w="4320"/>
+          </w:tcPr>
+          <w:p>
+            <w:r>
+              <w:t>绿灯</w:t>
+            </w:r>
+          </w:p>
+        </w:tc>
+      </w:tr>
+    </w:tbl>
+    <w:p/>
+    <w:p>
+      <w:pPr>
+        <w:pStyle w:val="Heading2"/>
+      </w:pPr>
+      <w:r>
+        <w:t>2. 信号详细参数</w:t>
+      </w:r>
+    </w:p>
+    <w:tbl>
+      <w:tblPr>
+        <w:tblStyle w:val="TableGrid"/>
+        <w:tblW w:type="auto" w:w="0"/>
+        <w:tblLayout w:type="fixed"/>
+        <w:tblLook w:firstColumn="1" w:firstRow="1" w:lastColumn="0" w:lastRow="0" w:noHBand="0" w:noVBand="1" w:val="04A0"/>
+      </w:tblPr>
+      <w:tblGrid>
+        <w:gridCol w:w="4320"/>
+        <w:gridCol w:w="4320"/>
+      </w:tblGrid>
+      <w:tr>
+        <w:tc>
+          <w:tcPr>
+            <w:tcW w:type="dxa" w:w="2592"/>
+          </w:tcPr>
+          <w:p>
+            <w:r>
+              <w:rPr>
+                <w:b/>
+              </w:rPr>
+              <w:t>AGC门限</w:t>
+            </w:r>
+          </w:p>
+        </w:tc>
+        <w:tc>
+          <w:tcPr>
+            <w:tcW w:type="dxa" w:w="4320"/>
+          </w:tcPr>
+          <w:p>
+            <w:r>
+              <w:t>1.2</w:t>
+            </w:r>
+          </w:p>
+        </w:tc>
+      </w:tr>
+      <w:tr>
+        <w:tc>
+          <w:tcPr>
+            <w:tcW w:type="dxa" w:w="2592"/>
+          </w:tcPr>
+          <w:p>
+            <w:r>
+              <w:rPr>
+                <w:b/>
+              </w:rPr>
+              <w:t>AGC电压</w:t>
+            </w:r>
+          </w:p>
+        </w:tc>
+        <w:tc>
+          <w:tcPr>
+            <w:tcW w:type="dxa" w:w="4320"/>
+          </w:tcPr>
+          <w:p>
+            <w:r>
+              <w:t>3.5</w:t>
+            </w:r>
+          </w:p>
+        </w:tc>
+      </w:tr>
+      <w:tr>
+        <w:tc>
+          <w:tcPr>
+            <w:tcW w:type="dxa" w:w="2592"/>
+          </w:tcPr>
+          <w:p>
+            <w:r>
+              <w:rPr>
+                <w:b/>
+              </w:rPr>
+              <w:t>方位误差电压</w:t>
+            </w:r>
+          </w:p>
+        </w:tc>
+        <w:tc>
+          <w:tcPr>
+            <w:tcW w:type="dxa" w:w="4320"/>
+          </w:tcPr>
+          <w:p>
+            <w:r>
+              <w:t>0.02</w:t>
+            </w:r>
+          </w:p>
+        </w:tc>
+      </w:tr>
+      <w:tr>
+        <w:tc>
+          <w:tcPr>
+            <w:tcW w:type="dxa" w:w="2592"/>
+          </w:tcPr>
+          <w:p>
+            <w:r>
+              <w:rPr>
+                <w:b/>
+              </w:rPr>
+              <w:t>俯仰误差电压</w:t>
+            </w:r>
+          </w:p>
+        </w:tc>
+        <w:tc>
+          <w:tcPr>
+            <w:tcW w:type="dxa" w:w="4320"/>
+          </w:tcPr>
+          <w:p>
+            <w:r>
+              <w:t>0.01</w:t>
+            </w:r>
+          </w:p>
+        </w:tc>
+      </w:tr>
+    </w:tbl>
+    <w:p/>
+    <w:p>
+      <w:pPr>
+        <w:pStyle w:val="Heading2"/>
+      </w:pPr>
+      <w:r>
+        <w:t>3. 转台系跟踪数据</w:t>
+      </w:r>
+    </w:p>
+    <w:tbl>
+      <w:tblPr>
+        <w:tblStyle w:val="TableGrid"/>
+        <w:tblW w:type="auto" w:w="0"/>
+        <w:tblLayout w:type="fixed"/>
+        <w:tblLook w:firstColumn="1" w:firstRow="1" w:lastColumn="0" w:lastRow="0" w:noHBand="0" w:noVBand="1" w:val="04A0"/>
+      </w:tblPr>
+      <w:tblGrid>
+        <w:gridCol w:w="4320"/>
+        <w:gridCol w:w="4320"/>
+      </w:tblGrid>
+      <w:tr>
+        <w:tc>
+          <w:tcPr>
+            <w:tcW w:type="dxa" w:w="2592"/>
+          </w:tcPr>
+          <w:p>
+            <w:r>
+              <w:rPr>
+                <w:b/>
+              </w:rPr>
+              <w:t>引导方位</w:t>
+            </w:r>
+          </w:p>
+        </w:tc>
+        <w:tc>
+          <w:tcPr>
+            <w:tcW w:type="dxa" w:w="4320"/>
+          </w:tcPr>
+          <w:p>
+            <w:r>
+              <w:t>120.5</w:t>
+            </w:r>
+          </w:p>
+        </w:tc>
+      </w:tr>
+      <w:tr>
+        <w:tc>
+          <w:tcPr>
+            <w:tcW w:type="dxa" w:w="2592"/>
+          </w:tcPr>
+          <w:p>
+            <w:r>
+              <w:rPr>
+                <w:b/>
+              </w:rPr>
+              <w:t>当前方位</w:t>
+            </w:r>
+          </w:p>
+        </w:tc>
+        <w:tc>
+          <w:tcPr>
+            <w:tcW w:type="dxa" w:w="4320"/>
+          </w:tcPr>
+          <w:p>
+            <w:r>
+              <w:t>120.48</w:t>
+            </w:r>
+          </w:p>
+        </w:tc>
+      </w:tr>
+      <w:tr>
+        <w:tc>
+          <w:tcPr>
+            <w:tcW w:type="dxa" w:w="2592"/>
+          </w:tcPr>
+          <w:p>
+            <w:r>
+              <w:rPr>
+                <w:b/>
+              </w:rPr>
+              <w:t>方位偏差</w:t>
+            </w:r>
+          </w:p>
+        </w:tc>
+        <w:tc>
+          <w:tcPr>
+            <w:tcW w:type="dxa" w:w="4320"/>
+          </w:tcPr>
+          <w:p>
+            <w:r>
+              <w:t>-0.02</w:t>
+            </w:r>
+          </w:p>
+        </w:tc>
+      </w:tr>
+      <w:tr>
+        <w:tc>
+          <w:tcPr>
+            <w:tcW w:type="dxa" w:w="2592"/>
+          </w:tcPr>
+          <w:p>
+            <w:r>
+              <w:rPr>
+                <w:b/>
+              </w:rPr>
+              <w:t>引导俯仰</w:t>
+            </w:r>
+          </w:p>
+        </w:tc>
+        <w:tc>
+          <w:tcPr>
+            <w:tcW w:type="dxa" w:w="4320"/>
+          </w:tcPr>
+          <w:p>
+            <w:r>
+              <w:t>45</w:t>
+            </w:r>
+          </w:p>
+        </w:tc>
+      </w:tr>
+      <w:tr>
+        <w:tc>
+          <w:tcPr>
+            <w:tcW w:type="dxa" w:w="2592"/>
+          </w:tcPr>
+          <w:p>
+            <w:r>
+              <w:rPr>
+                <w:b/>
+              </w:rPr>
+              <w:t>当前俯仰</w:t>
+            </w:r>
+          </w:p>
+        </w:tc>
+        <w:tc>
+          <w:tcPr>
+            <w:tcW w:type="dxa" w:w="4320"/>
+          </w:tcPr>
+          <w:p>
+            <w:r>
+              <w:t>45.01</w:t>
+            </w:r>
+          </w:p>
+        </w:tc>
+      </w:tr>
+      <w:tr>
+        <w:tc>
+          <w:tcPr>
+            <w:tcW w:type="dxa" w:w="2592"/>
+          </w:tcPr>
+          <w:p>
+            <w:r>
+              <w:rPr>
+                <w:b/>
+              </w:rPr>
+              <w:t>俯仰偏差</w:t>
+            </w:r>
+          </w:p>
+        </w:tc>
+        <w:tc>
+          <w:tcPr>
+            <w:tcW w:type="dxa" w:w="4320"/>
+          </w:tcPr>
+          <w:p>
+            <w:r>
+              <w:t>0.01</w:t>
+            </w:r>
+          </w:p>
+        </w:tc>
+      </w:tr>
+    </w:tbl>
+    <w:p/>
+    <w:p>
+      <w:pPr>
+        <w:pStyle w:val="Heading2"/>
+      </w:pPr>
+      <w:r>
+        <w:t>4. 电机诊断数据</w:t>
+      </w:r>
+    </w:p>
+    <w:tbl>
+      <w:tblPr>
+        <w:tblStyle w:val="TableGrid"/>
+        <w:tblW w:type="auto" w:w="0"/>
+        <w:tblLayout w:type="fixed"/>
+        <w:tblLook w:firstColumn="1" w:firstRow="1" w:lastColumn="0" w:lastRow="0" w:noHBand="0" w:noVBand="1" w:val="04A0"/>
+      </w:tblPr>
+      <w:tblGrid>
+        <w:gridCol w:w="4320"/>
+        <w:gridCol w:w="4320"/>
+      </w:tblGrid>
+      <w:tr>
+        <w:tc>
+          <w:tcPr>
+            <w:tcW w:type="dxa" w:w="2592"/>
+          </w:tcPr>
+          <w:p>
+            <w:r>
+              <w:rPr>
+                <w:b/>
+              </w:rPr>
+              <w:t>电机1状态</w:t>
+            </w:r>
+          </w:p>
+        </w:tc>
+        <w:tc>
+          <w:tcPr>
+            <w:tcW w:type="dxa" w:w="4320"/>
+          </w:tcPr>
+          <w:p>
+            <w:r>
+              <w:t>运行中</w:t>
+            </w:r>
+          </w:p>
+        </w:tc>
+      </w:tr>
+      <w:tr>
+        <w:tc>
+          <w:tcPr>
+            <w:tcW w:type="dxa" w:w="2592"/>
+          </w:tcPr>
+          <w:p>
+            <w:r>
+              <w:rPr>
+                <w:b/>
+              </w:rPr>
+              <w:t>电机1温度</w:t>
+            </w:r>
+          </w:p>
+        </w:tc>
+        <w:tc>
+          <w:tcPr>
+            <w:tcW w:type="dxa" w:w="4320"/>
+          </w:tcPr>
+          <w:p>
+            <w:r>
+              <w:t>42.5</w:t>
+            </w:r>
+          </w:p>
+        </w:tc>
+      </w:tr>
+      <w:tr>
+        <w:tc>
+          <w:tcPr>
+            <w:tcW w:type="dxa" w:w="2592"/>
+          </w:tcPr>
+          <w:p>
+            <w:r>
+              <w:rPr>
+                <w:b/>
+              </w:rPr>
+              <w:t>电机1电流</w:t>
+            </w:r>
+          </w:p>
+        </w:tc>
+        <w:tc>
+          <w:tcPr>
+            <w:tcW w:type="dxa" w:w="4320"/>
+          </w:tcPr>
+          <w:p>
+            <w:r>
+              <w:t>5.2</w:t>
+            </w:r>
+          </w:p>
+        </w:tc>
+      </w:tr>
+      <w:tr>
+        <w:tc>
+          <w:tcPr>
+            <w:tcW w:type="dxa" w:w="2592"/>
+          </w:tcPr>
+          <w:p>
+            <w:r>
+              <w:rPr>
+                <w:b/>
+              </w:rPr>
+              <w:t>电机2状态</w:t>
+            </w:r>
+          </w:p>
+        </w:tc>
+        <w:tc>
+          <w:tcPr>
+            <w:tcW w:type="dxa" w:w="4320"/>
+          </w:tcPr>
+          <w:p>
+            <w:r>
+              <w:t>待机</w:t>
+            </w:r>
+          </w:p>
+        </w:tc>
+      </w:tr>
+      <w:tr>
+        <w:tc>
+          <w:tcPr>
+            <w:tcW w:type="dxa" w:w="2592"/>
+          </w:tcPr>
+          <w:p>
+            <w:r>
+              <w:rPr>
+                <w:b/>
+              </w:rPr>
+              <w:t>电机2温度</w:t>
+            </w:r>
+          </w:p>
+        </w:tc>
+        <w:tc>
+          <w:tcPr>
+            <w:tcW w:type="dxa" w:w="4320"/>
+          </w:tcPr>
+          <w:p>
+            <w:r>
+              <w:t>38</w:t>
+            </w:r>
+          </w:p>
+        </w:tc>
+      </w:tr>
+      <w:tr>
+        <w:tc>
+          <w:tcPr>
+            <w:tcW w:type="dxa" w:w="2592"/>
+          </w:tcPr>
+          <w:p>
+            <w:r>
+              <w:rPr>
+                <w:b/>
+              </w:rPr>
+              <w:t>电机2电流</w:t>
+            </w:r>
+          </w:p>
+        </w:tc>
+        <w:tc>
+          <w:tcPr>
+            <w:tcW w:type="dxa" w:w="4320"/>
+          </w:tcPr>
+          <w:p>
+            <w:r>
+              <w:t>0.1</w:t>
+            </w:r>
+          </w:p>
+        </w:tc>
+      </w:tr>
+    </w:tbl>
+    <w:p/>
+    <w:p>
+      <w:r>
+        <w:br w:type="page"/>
+      </w:r>
+    </w:p>
+    <w:p>
+      <w:pPr>
+        <w:pStyle w:val="Heading1"/>
+      </w:pPr>
+      <w:r>
+        <w:t>记录 #4 | 录入时间: 2026-02-24 20:07:15</w:t>
+      </w:r>
+    </w:p>
+    <w:p>
+      <w:pPr>
+        <w:pStyle w:val="Heading2"/>
+      </w:pPr>
+      <w:r>
+        <w:t>1. 基本信息与系统状态</w:t>
+      </w:r>
+    </w:p>
+    <w:tbl>
+      <w:tblPr>
+        <w:tblStyle w:val="TableGrid"/>
+        <w:tblW w:type="auto" w:w="0"/>
+        <w:tblLayout w:type="fixed"/>
+        <w:tblLook w:firstColumn="1" w:firstRow="1" w:lastColumn="0" w:lastRow="0" w:noHBand="0" w:noVBand="1" w:val="04A0"/>
+      </w:tblPr>
+      <w:tblGrid>
+        <w:gridCol w:w="4320"/>
+        <w:gridCol w:w="4320"/>
+      </w:tblGrid>
+      <w:tr>
+        <w:tc>
+          <w:tcPr>
+            <w:tcW w:type="dxa" w:w="2592"/>
+          </w:tcPr>
+          <w:p>
+            <w:r>
+              <w:rPr>
+                <w:b/>
+              </w:rPr>
+              <w:t>记录时间</w:t>
+            </w:r>
+          </w:p>
+        </w:tc>
+        <w:tc>
+          <w:tcPr>
+            <w:tcW w:type="dxa" w:w="4320"/>
+          </w:tcPr>
+          <w:p>
+            <w:r>
+              <w:t>2026-02-24 20:07:15</w:t>
+            </w:r>
+          </w:p>
+        </w:tc>
+      </w:tr>
+      <w:tr>
+        <w:tc>
+          <w:tcPr>
+            <w:tcW w:type="dxa" w:w="2592"/>
+          </w:tcPr>
+          <w:p>
+            <w:r>
+              <w:rPr>
+                <w:b/>
+              </w:rPr>
+              <w:t>工作模式</w:t>
+            </w:r>
+          </w:p>
+        </w:tc>
+        <w:tc>
+          <w:tcPr>
+            <w:tcW w:type="dxa" w:w="4320"/>
+          </w:tcPr>
+          <w:p>
+            <w:r>
+              <w:t>自动追踪</w:t>
+            </w:r>
+          </w:p>
+        </w:tc>
+      </w:tr>
+      <w:tr>
+        <w:tc>
+          <w:tcPr>
+            <w:tcW w:type="dxa" w:w="2592"/>
+          </w:tcPr>
+          <w:p>
+            <w:r>
+              <w:rPr>
+                <w:b/>
+              </w:rPr>
+              <w:t>信号源</w:t>
+            </w:r>
+          </w:p>
+        </w:tc>
+        <w:tc>
+          <w:tcPr>
+            <w:tcW w:type="dxa" w:w="4320"/>
+          </w:tcPr>
+          <w:p>
+            <w:r>
+              <w:t>卫星A</w:t>
+            </w:r>
+          </w:p>
+        </w:tc>
+      </w:tr>
+      <w:tr>
+        <w:tc>
+          <w:tcPr>
+            <w:tcW w:type="dxa" w:w="2592"/>
+          </w:tcPr>
+          <w:p>
+            <w:r>
+              <w:rPr>
+                <w:b/>
+              </w:rPr>
+              <w:t>锁定状态</w:t>
+            </w:r>
+          </w:p>
+        </w:tc>
+        <w:tc>
+          <w:tcPr>
+            <w:tcW w:type="dxa" w:w="4320"/>
+          </w:tcPr>
+          <w:p>
+            <w:r>
+              <w:t>已锁定</w:t>
+            </w:r>
+          </w:p>
+        </w:tc>
+      </w:tr>
+      <w:tr>
+        <w:tc>
+          <w:tcPr>
+            <w:tcW w:type="dxa" w:w="2592"/>
+          </w:tcPr>
+          <w:p>
+            <w:r>
+              <w:rPr>
+                <w:b/>
+              </w:rPr>
+              <w:t>锁定指示</w:t>
+            </w:r>
+          </w:p>
+        </w:tc>
+        <w:tc>
+          <w:tcPr>
+            <w:tcW w:type="dxa" w:w="4320"/>
+          </w:tcPr>
+          <w:p>
+            <w:r>
+              <w:t>绿灯</w:t>
+            </w:r>
+          </w:p>
+        </w:tc>
+      </w:tr>
+    </w:tbl>
+    <w:p/>
+    <w:p>
+      <w:pPr>
+        <w:pStyle w:val="Heading2"/>
+      </w:pPr>
+      <w:r>
+        <w:t>2. 信号详细参数</w:t>
+      </w:r>
+    </w:p>
+    <w:tbl>
+      <w:tblPr>
+        <w:tblStyle w:val="TableGrid"/>
+        <w:tblW w:type="auto" w:w="0"/>
+        <w:tblLayout w:type="fixed"/>
+        <w:tblLook w:firstColumn="1" w:firstRow="1" w:lastColumn="0" w:lastRow="0" w:noHBand="0" w:noVBand="1" w:val="04A0"/>
+      </w:tblPr>
+      <w:tblGrid>
+        <w:gridCol w:w="4320"/>
+        <w:gridCol w:w="4320"/>
+      </w:tblGrid>
+      <w:tr>
+        <w:tc>
+          <w:tcPr>
+            <w:tcW w:type="dxa" w:w="2592"/>
+          </w:tcPr>
+          <w:p>
+            <w:r>
+              <w:rPr>
+                <w:b/>
+              </w:rPr>
+              <w:t>AGC门限</w:t>
+            </w:r>
+          </w:p>
+        </w:tc>
+        <w:tc>
+          <w:tcPr>
+            <w:tcW w:type="dxa" w:w="4320"/>
+          </w:tcPr>
+          <w:p>
+            <w:r>
+              <w:t>1.2</w:t>
+            </w:r>
+          </w:p>
+        </w:tc>
+      </w:tr>
+      <w:tr>
+        <w:tc>
+          <w:tcPr>
+            <w:tcW w:type="dxa" w:w="2592"/>
+          </w:tcPr>
+          <w:p>
+            <w:r>
+              <w:rPr>
+                <w:b/>
+              </w:rPr>
+              <w:t>AGC电压</w:t>
+            </w:r>
+          </w:p>
+        </w:tc>
+        <w:tc>
+          <w:tcPr>
+            <w:tcW w:type="dxa" w:w="4320"/>
+          </w:tcPr>
+          <w:p>
+            <w:r>
+              <w:t>3.5</w:t>
+            </w:r>
+          </w:p>
+        </w:tc>
+      </w:tr>
+      <w:tr>
+        <w:tc>
+          <w:tcPr>
+            <w:tcW w:type="dxa" w:w="2592"/>
+          </w:tcPr>
+          <w:p>
+            <w:r>
+              <w:rPr>
+                <w:b/>
+              </w:rPr>
+              <w:t>方位误差电压</w:t>
+            </w:r>
+          </w:p>
+        </w:tc>
+        <w:tc>
+          <w:tcPr>
+            <w:tcW w:type="dxa" w:w="4320"/>
+          </w:tcPr>
+          <w:p>
+            <w:r>
+              <w:t>0.02</w:t>
+            </w:r>
+          </w:p>
+        </w:tc>
+      </w:tr>
+      <w:tr>
+        <w:tc>
+          <w:tcPr>
+            <w:tcW w:type="dxa" w:w="2592"/>
+          </w:tcPr>
+          <w:p>
+            <w:r>
+              <w:rPr>
+                <w:b/>
+              </w:rPr>
+              <w:t>俯仰误差电压</w:t>
+            </w:r>
+          </w:p>
+        </w:tc>
+        <w:tc>
+          <w:tcPr>
+            <w:tcW w:type="dxa" w:w="4320"/>
+          </w:tcPr>
+          <w:p>
+            <w:r>
+              <w:t>0.01</w:t>
+            </w:r>
+          </w:p>
+        </w:tc>
+      </w:tr>
+    </w:tbl>
+    <w:p/>
+    <w:p>
+      <w:pPr>
+        <w:pStyle w:val="Heading2"/>
+      </w:pPr>
+      <w:r>
+        <w:t>3. 转台系跟踪数据</w:t>
+      </w:r>
+    </w:p>
+    <w:tbl>
+      <w:tblPr>
+        <w:tblStyle w:val="TableGrid"/>
+        <w:tblW w:type="auto" w:w="0"/>
+        <w:tblLayout w:type="fixed"/>
+        <w:tblLook w:firstColumn="1" w:firstRow="1" w:lastColumn="0" w:lastRow="0" w:noHBand="0" w:noVBand="1" w:val="04A0"/>
+      </w:tblPr>
+      <w:tblGrid>
+        <w:gridCol w:w="4320"/>
+        <w:gridCol w:w="4320"/>
+      </w:tblGrid>
+      <w:tr>
+        <w:tc>
+          <w:tcPr>
+            <w:tcW w:type="dxa" w:w="2592"/>
+          </w:tcPr>
+          <w:p>
+            <w:r>
+              <w:rPr>
+                <w:b/>
+              </w:rPr>
+              <w:t>引导方位</w:t>
+            </w:r>
+          </w:p>
+        </w:tc>
+        <w:tc>
+          <w:tcPr>
+            <w:tcW w:type="dxa" w:w="4320"/>
+          </w:tcPr>
+          <w:p>
+            <w:r>
+              <w:t>120.5</w:t>
+            </w:r>
+          </w:p>
+        </w:tc>
+      </w:tr>
+      <w:tr>
+        <w:tc>
+          <w:tcPr>
+            <w:tcW w:type="dxa" w:w="2592"/>
+          </w:tcPr>
+          <w:p>
+            <w:r>
+              <w:rPr>
+                <w:b/>
+              </w:rPr>
+              <w:t>当前方位</w:t>
+            </w:r>
+          </w:p>
+        </w:tc>
+        <w:tc>
+          <w:tcPr>
+            <w:tcW w:type="dxa" w:w="4320"/>
+          </w:tcPr>
+          <w:p>
+            <w:r>
+              <w:t>120.48</w:t>
+            </w:r>
+          </w:p>
+        </w:tc>
+      </w:tr>
+      <w:tr>
+        <w:tc>
+          <w:tcPr>
+            <w:tcW w:type="dxa" w:w="2592"/>
+          </w:tcPr>
+          <w:p>
+            <w:r>
+              <w:rPr>
+                <w:b/>
+              </w:rPr>
+              <w:t>方位偏差</w:t>
+            </w:r>
+          </w:p>
+        </w:tc>
+        <w:tc>
+          <w:tcPr>
+            <w:tcW w:type="dxa" w:w="4320"/>
+          </w:tcPr>
+          <w:p>
+            <w:r>
+              <w:t>-0.02</w:t>
+            </w:r>
+          </w:p>
+        </w:tc>
+      </w:tr>
+      <w:tr>
+        <w:tc>
+          <w:tcPr>
+            <w:tcW w:type="dxa" w:w="2592"/>
+          </w:tcPr>
+          <w:p>
+            <w:r>
+              <w:rPr>
+                <w:b/>
+              </w:rPr>
+              <w:t>引导俯仰</w:t>
+            </w:r>
+          </w:p>
+        </w:tc>
+        <w:tc>
+          <w:tcPr>
+            <w:tcW w:type="dxa" w:w="4320"/>
+          </w:tcPr>
+          <w:p>
+            <w:r>
+              <w:t>45</w:t>
+            </w:r>
+          </w:p>
+        </w:tc>
+      </w:tr>
+      <w:tr>
+        <w:tc>
+          <w:tcPr>
+            <w:tcW w:type="dxa" w:w="2592"/>
+          </w:tcPr>
+          <w:p>
+            <w:r>
+              <w:rPr>
+                <w:b/>
+              </w:rPr>
+              <w:t>当前俯仰</w:t>
+            </w:r>
+          </w:p>
+        </w:tc>
+        <w:tc>
+          <w:tcPr>
+            <w:tcW w:type="dxa" w:w="4320"/>
+          </w:tcPr>
+          <w:p>
+            <w:r>
+              <w:t>45.01</w:t>
+            </w:r>
+          </w:p>
+        </w:tc>
+      </w:tr>
+      <w:tr>
+        <w:tc>
+          <w:tcPr>
+            <w:tcW w:type="dxa" w:w="2592"/>
+          </w:tcPr>
+          <w:p>
+            <w:r>
+              <w:rPr>
+                <w:b/>
+              </w:rPr>
+              <w:t>俯仰偏差</w:t>
+            </w:r>
+          </w:p>
+        </w:tc>
+        <w:tc>
+          <w:tcPr>
+            <w:tcW w:type="dxa" w:w="4320"/>
+          </w:tcPr>
+          <w:p>
+            <w:r>
+              <w:t>0.01</w:t>
+            </w:r>
+          </w:p>
+        </w:tc>
+      </w:tr>
+    </w:tbl>
+    <w:p/>
+    <w:p>
+      <w:pPr>
+        <w:pStyle w:val="Heading2"/>
+      </w:pPr>
+      <w:r>
+        <w:t>4. 电机诊断数据</w:t>
+      </w:r>
+    </w:p>
+    <w:tbl>
+      <w:tblPr>
+        <w:tblStyle w:val="TableGrid"/>
+        <w:tblW w:type="auto" w:w="0"/>
+        <w:tblLayout w:type="fixed"/>
+        <w:tblLook w:firstColumn="1" w:firstRow="1" w:lastColumn="0" w:lastRow="0" w:noHBand="0" w:noVBand="1" w:val="04A0"/>
+      </w:tblPr>
+      <w:tblGrid>
+        <w:gridCol w:w="4320"/>
+        <w:gridCol w:w="4320"/>
+      </w:tblGrid>
+      <w:tr>
+        <w:tc>
+          <w:tcPr>
+            <w:tcW w:type="dxa" w:w="2592"/>
+          </w:tcPr>
+          <w:p>
+            <w:r>
+              <w:rPr>
+                <w:b/>
+              </w:rPr>
+              <w:t>电机1状态</w:t>
+            </w:r>
+          </w:p>
+        </w:tc>
+        <w:tc>
+          <w:tcPr>
+            <w:tcW w:type="dxa" w:w="4320"/>
+          </w:tcPr>
+          <w:p>
+            <w:r>
+              <w:t>运行中</w:t>
+            </w:r>
+          </w:p>
+        </w:tc>
+      </w:tr>
+      <w:tr>
+        <w:tc>
+          <w:tcPr>
+            <w:tcW w:type="dxa" w:w="2592"/>
+          </w:tcPr>
+          <w:p>
+            <w:r>
+              <w:rPr>
+                <w:b/>
+              </w:rPr>
+              <w:t>电机1温度</w:t>
+            </w:r>
+          </w:p>
+        </w:tc>
+        <w:tc>
+          <w:tcPr>
+            <w:tcW w:type="dxa" w:w="4320"/>
+          </w:tcPr>
+          <w:p>
+            <w:r>
+              <w:t>42.5</w:t>
+            </w:r>
+          </w:p>
+        </w:tc>
+      </w:tr>
+      <w:tr>
+        <w:tc>
+          <w:tcPr>
+            <w:tcW w:type="dxa" w:w="2592"/>
+          </w:tcPr>
+          <w:p>
+            <w:r>
+              <w:rPr>
+                <w:b/>
+              </w:rPr>
+              <w:t>电机1电流</w:t>
+            </w:r>
+          </w:p>
+        </w:tc>
+        <w:tc>
+          <w:tcPr>
+            <w:tcW w:type="dxa" w:w="4320"/>
+          </w:tcPr>
+          <w:p>
+            <w:r>
+              <w:t>5.2</w:t>
+            </w:r>
+          </w:p>
+        </w:tc>
+      </w:tr>
+      <w:tr>
+        <w:tc>
+          <w:tcPr>
+            <w:tcW w:type="dxa" w:w="2592"/>
+          </w:tcPr>
+          <w:p>
+            <w:r>
+              <w:rPr>
+                <w:b/>
+              </w:rPr>
+              <w:t>电机2状态</w:t>
+            </w:r>
+          </w:p>
+        </w:tc>
+        <w:tc>
+          <w:tcPr>
+            <w:tcW w:type="dxa" w:w="4320"/>
+          </w:tcPr>
+          <w:p>
+            <w:r>
+              <w:t>待机</w:t>
+            </w:r>
+          </w:p>
+        </w:tc>
+      </w:tr>
+      <w:tr>
+        <w:tc>
+          <w:tcPr>
+            <w:tcW w:type="dxa" w:w="2592"/>
+          </w:tcPr>
+          <w:p>
+            <w:r>
+              <w:rPr>
+                <w:b/>
+              </w:rPr>
+              <w:t>电机2温度</w:t>
+            </w:r>
+          </w:p>
+        </w:tc>
+        <w:tc>
+          <w:tcPr>
+            <w:tcW w:type="dxa" w:w="4320"/>
+          </w:tcPr>
+          <w:p>
+            <w:r>
+              <w:t>38</w:t>
+            </w:r>
+          </w:p>
+        </w:tc>
+      </w:tr>
+      <w:tr>
+        <w:tc>
+          <w:tcPr>
+            <w:tcW w:type="dxa" w:w="2592"/>
+          </w:tcPr>
+          <w:p>
+            <w:r>
+              <w:rPr>
+                <w:b/>
+              </w:rPr>
+              <w:t>电机2电流</w:t>
+            </w:r>
+          </w:p>
+        </w:tc>
+        <w:tc>
+          <w:tcPr>
+            <w:tcW w:type="dxa" w:w="4320"/>
+          </w:tcPr>
+          <w:p>
+            <w:r>
+              <w:t>0.1</w:t>
+            </w:r>
+          </w:p>
+        </w:tc>
+      </w:tr>
+    </w:tbl>
+    <w:p/>
+    <w:p>
+      <w:r>
+        <w:br w:type="page"/>
+      </w:r>
+    </w:p>
+    <w:p>
+      <w:pPr>
+        <w:pStyle w:val="Heading1"/>
+      </w:pPr>
+      <w:r>
+        <w:t>记录 #5 | 录入时间: 2026-02-24 20:07:32</w:t>
+      </w:r>
+    </w:p>
+    <w:p>
+      <w:pPr>
+        <w:pStyle w:val="Heading2"/>
+      </w:pPr>
+      <w:r>
+        <w:t>1. 基本信息与系统状态</w:t>
+      </w:r>
+    </w:p>
+    <w:tbl>
+      <w:tblPr>
+        <w:tblStyle w:val="TableGrid"/>
+        <w:tblW w:type="auto" w:w="0"/>
+        <w:tblLayout w:type="fixed"/>
+        <w:tblLook w:firstColumn="1" w:firstRow="1" w:lastColumn="0" w:lastRow="0" w:noHBand="0" w:noVBand="1" w:val="04A0"/>
+      </w:tblPr>
+      <w:tblGrid>
+        <w:gridCol w:w="4320"/>
+        <w:gridCol w:w="4320"/>
+      </w:tblGrid>
+      <w:tr>
+        <w:tc>
+          <w:tcPr>
+            <w:tcW w:type="dxa" w:w="2592"/>
+          </w:tcPr>
+          <w:p>
+            <w:r>
+              <w:rPr>
+                <w:b/>
+              </w:rPr>
+              <w:t>记录时间</w:t>
+            </w:r>
+          </w:p>
+        </w:tc>
+        <w:tc>
+          <w:tcPr>
+            <w:tcW w:type="dxa" w:w="4320"/>
+          </w:tcPr>
+          <w:p>
+            <w:r>
+              <w:t>2026-02-24 20:07:32</w:t>
+            </w:r>
+          </w:p>
+        </w:tc>
+      </w:tr>
+      <w:tr>
+        <w:tc>
+          <w:tcPr>
+            <w:tcW w:type="dxa" w:w="2592"/>
+          </w:tcPr>
+          <w:p>
+            <w:r>
+              <w:rPr>
+                <w:b/>
+              </w:rPr>
+              <w:t>工作模式</w:t>
+            </w:r>
+          </w:p>
+        </w:tc>
+        <w:tc>
+          <w:tcPr>
+            <w:tcW w:type="dxa" w:w="4320"/>
+          </w:tcPr>
+          <w:p>
+            <w:r>
+              <w:t>自动追踪</w:t>
+            </w:r>
+          </w:p>
+        </w:tc>
+      </w:tr>
+      <w:tr>
+        <w:tc>
+          <w:tcPr>
+            <w:tcW w:type="dxa" w:w="2592"/>
+          </w:tcPr>
+          <w:p>
+            <w:r>
+              <w:rPr>
+                <w:b/>
+              </w:rPr>
+              <w:t>信号源</w:t>
+            </w:r>
+          </w:p>
+        </w:tc>
+        <w:tc>
+          <w:tcPr>
+            <w:tcW w:type="dxa" w:w="4320"/>
+          </w:tcPr>
+          <w:p>
+            <w:r>
+              <w:t>卫星A</w:t>
+            </w:r>
+          </w:p>
+        </w:tc>
+      </w:tr>
+      <w:tr>
+        <w:tc>
+          <w:tcPr>
+            <w:tcW w:type="dxa" w:w="2592"/>
+          </w:tcPr>
+          <w:p>
+            <w:r>
+              <w:rPr>
+                <w:b/>
+              </w:rPr>
+              <w:t>锁定状态</w:t>
+            </w:r>
+          </w:p>
+        </w:tc>
+        <w:tc>
+          <w:tcPr>
+            <w:tcW w:type="dxa" w:w="4320"/>
+          </w:tcPr>
+          <w:p>
+            <w:r>
+              <w:t>已锁定</w:t>
+            </w:r>
+          </w:p>
+        </w:tc>
+      </w:tr>
+      <w:tr>
+        <w:tc>
+          <w:tcPr>
+            <w:tcW w:type="dxa" w:w="2592"/>
+          </w:tcPr>
+          <w:p>
+            <w:r>
+              <w:rPr>
+                <w:b/>
+              </w:rPr>
+              <w:t>锁定指示</w:t>
+            </w:r>
+          </w:p>
+        </w:tc>
+        <w:tc>
+          <w:tcPr>
+            <w:tcW w:type="dxa" w:w="4320"/>
+          </w:tcPr>
+          <w:p>
+            <w:r>
+              <w:t>绿灯</w:t>
+            </w:r>
+          </w:p>
+        </w:tc>
+      </w:tr>
+    </w:tbl>
+    <w:p/>
+    <w:p>
+      <w:pPr>
+        <w:pStyle w:val="Heading2"/>
+      </w:pPr>
+      <w:r>
+        <w:t>2. 信号详细参数</w:t>
+      </w:r>
+    </w:p>
+    <w:tbl>
+      <w:tblPr>
+        <w:tblStyle w:val="TableGrid"/>
+        <w:tblW w:type="auto" w:w="0"/>
+        <w:tblLayout w:type="fixed"/>
+        <w:tblLook w:firstColumn="1" w:firstRow="1" w:lastColumn="0" w:lastRow="0" w:noHBand="0" w:noVBand="1" w:val="04A0"/>
+      </w:tblPr>
+      <w:tblGrid>
+        <w:gridCol w:w="4320"/>
+        <w:gridCol w:w="4320"/>
+      </w:tblGrid>
+      <w:tr>
+        <w:tc>
+          <w:tcPr>
+            <w:tcW w:type="dxa" w:w="2592"/>
+          </w:tcPr>
+          <w:p>
+            <w:r>
+              <w:rPr>
+                <w:b/>
+              </w:rPr>
+              <w:t>AGC门限</w:t>
+            </w:r>
+          </w:p>
+        </w:tc>
+        <w:tc>
+          <w:tcPr>
+            <w:tcW w:type="dxa" w:w="4320"/>
+          </w:tcPr>
+          <w:p>
+            <w:r>
+              <w:t>1.2</w:t>
+            </w:r>
+          </w:p>
+        </w:tc>
+      </w:tr>
+      <w:tr>
+        <w:tc>
+          <w:tcPr>
+            <w:tcW w:type="dxa" w:w="2592"/>
+          </w:tcPr>
+          <w:p>
+            <w:r>
+              <w:rPr>
+                <w:b/>
+              </w:rPr>
+              <w:t>AGC电压</w:t>
+            </w:r>
+          </w:p>
+        </w:tc>
+        <w:tc>
+          <w:tcPr>
+            <w:tcW w:type="dxa" w:w="4320"/>
+          </w:tcPr>
+          <w:p>
+            <w:r>
+              <w:t>3.5</w:t>
+            </w:r>
+          </w:p>
+        </w:tc>
+      </w:tr>
+      <w:tr>
+        <w:tc>
+          <w:tcPr>
+            <w:tcW w:type="dxa" w:w="2592"/>
+          </w:tcPr>
+          <w:p>
+            <w:r>
+              <w:rPr>
+                <w:b/>
+              </w:rPr>
+              <w:t>方位误差电压</w:t>
+            </w:r>
+          </w:p>
+        </w:tc>
+        <w:tc>
+          <w:tcPr>
+            <w:tcW w:type="dxa" w:w="4320"/>
+          </w:tcPr>
+          <w:p>
+            <w:r>
+              <w:t>0.02</w:t>
+            </w:r>
+          </w:p>
+        </w:tc>
+      </w:tr>
+      <w:tr>
+        <w:tc>
+          <w:tcPr>
+            <w:tcW w:type="dxa" w:w="2592"/>
+          </w:tcPr>
+          <w:p>
+            <w:r>
+              <w:rPr>
+                <w:b/>
+              </w:rPr>
+              <w:t>俯仰误差电压</w:t>
+            </w:r>
+          </w:p>
+        </w:tc>
+        <w:tc>
+          <w:tcPr>
+            <w:tcW w:type="dxa" w:w="4320"/>
+          </w:tcPr>
+          <w:p>
+            <w:r>
+              <w:t>0.01</w:t>
+            </w:r>
+          </w:p>
+        </w:tc>
+      </w:tr>
+    </w:tbl>
+    <w:p/>
+    <w:p>
+      <w:pPr>
+        <w:pStyle w:val="Heading2"/>
+      </w:pPr>
+      <w:r>
+        <w:t>3. 转台系跟踪数据</w:t>
+      </w:r>
+    </w:p>
+    <w:tbl>
+      <w:tblPr>
+        <w:tblStyle w:val="TableGrid"/>
+        <w:tblW w:type="auto" w:w="0"/>
+        <w:tblLayout w:type="fixed"/>
+        <w:tblLook w:firstColumn="1" w:firstRow="1" w:lastColumn="0" w:lastRow="0" w:noHBand="0" w:noVBand="1" w:val="04A0"/>
+      </w:tblPr>
+      <w:tblGrid>
+        <w:gridCol w:w="4320"/>
+        <w:gridCol w:w="4320"/>
+      </w:tblGrid>
+      <w:tr>
+        <w:tc>
+          <w:tcPr>
+            <w:tcW w:type="dxa" w:w="2592"/>
+          </w:tcPr>
+          <w:p>
+            <w:r>
+              <w:rPr>
+                <w:b/>
+              </w:rPr>
+              <w:t>引导方位</w:t>
+            </w:r>
+          </w:p>
+        </w:tc>
+        <w:tc>
+          <w:tcPr>
+            <w:tcW w:type="dxa" w:w="4320"/>
+          </w:tcPr>
+          <w:p>
+            <w:r>
+              <w:t>120.5</w:t>
+            </w:r>
+          </w:p>
+        </w:tc>
+      </w:tr>
+      <w:tr>
+        <w:tc>
+          <w:tcPr>
+            <w:tcW w:type="dxa" w:w="2592"/>
+          </w:tcPr>
+          <w:p>
+            <w:r>
+              <w:rPr>
+                <w:b/>
+              </w:rPr>
+              <w:t>当前方位</w:t>
+            </w:r>
+          </w:p>
+        </w:tc>
+        <w:tc>
+          <w:tcPr>
+            <w:tcW w:type="dxa" w:w="4320"/>
+          </w:tcPr>
+          <w:p>
+            <w:r>
+              <w:t>120.48</w:t>
+            </w:r>
+          </w:p>
+        </w:tc>
+      </w:tr>
+      <w:tr>
+        <w:tc>
+          <w:tcPr>
+            <w:tcW w:type="dxa" w:w="2592"/>
+          </w:tcPr>
+          <w:p>
+            <w:r>
+              <w:rPr>
+                <w:b/>
+              </w:rPr>
+              <w:t>方位偏差</w:t>
+            </w:r>
+          </w:p>
+        </w:tc>
+        <w:tc>
+          <w:tcPr>
+            <w:tcW w:type="dxa" w:w="4320"/>
+          </w:tcPr>
+          <w:p>
+            <w:r>
+              <w:t>-0.02</w:t>
+            </w:r>
+          </w:p>
+        </w:tc>
+      </w:tr>
+      <w:tr>
+        <w:tc>
+          <w:tcPr>
+            <w:tcW w:type="dxa" w:w="2592"/>
+          </w:tcPr>
+          <w:p>
+            <w:r>
+              <w:rPr>
+                <w:b/>
+              </w:rPr>
+              <w:t>引导俯仰</w:t>
+            </w:r>
+          </w:p>
+        </w:tc>
+        <w:tc>
+          <w:tcPr>
+            <w:tcW w:type="dxa" w:w="4320"/>
+          </w:tcPr>
+          <w:p>
+            <w:r>
+              <w:t>45</w:t>
+            </w:r>
+          </w:p>
+        </w:tc>
+      </w:tr>
+      <w:tr>
+        <w:tc>
+          <w:tcPr>
+            <w:tcW w:type="dxa" w:w="2592"/>
+          </w:tcPr>
+          <w:p>
+            <w:r>
+              <w:rPr>
+                <w:b/>
+              </w:rPr>
+              <w:t>当前俯仰</w:t>
+            </w:r>
+          </w:p>
+        </w:tc>
+        <w:tc>
+          <w:tcPr>
+            <w:tcW w:type="dxa" w:w="4320"/>
+          </w:tcPr>
+          <w:p>
+            <w:r>
+              <w:t>45.01</w:t>
+            </w:r>
+          </w:p>
+        </w:tc>
+      </w:tr>
+      <w:tr>
+        <w:tc>
+          <w:tcPr>
+            <w:tcW w:type="dxa" w:w="2592"/>
+          </w:tcPr>
+          <w:p>
+            <w:r>
+              <w:rPr>
+                <w:b/>
+              </w:rPr>
+              <w:t>俯仰偏差</w:t>
+            </w:r>
+          </w:p>
+        </w:tc>
+        <w:tc>
+          <w:tcPr>
+            <w:tcW w:type="dxa" w:w="4320"/>
+          </w:tcPr>
+          <w:p>
+            <w:r>
+              <w:t>0.01</w:t>
+            </w:r>
+          </w:p>
+        </w:tc>
+      </w:tr>
+    </w:tbl>
+    <w:p/>
+    <w:p>
+      <w:pPr>
+        <w:pStyle w:val="Heading2"/>
+      </w:pPr>
+      <w:r>
+        <w:t>4. 电机诊断数据</w:t>
+      </w:r>
+    </w:p>
+    <w:tbl>
+      <w:tblPr>
+        <w:tblStyle w:val="TableGrid"/>
+        <w:tblW w:type="auto" w:w="0"/>
+        <w:tblLayout w:type="fixed"/>
+        <w:tblLook w:firstColumn="1" w:firstRow="1" w:lastColumn="0" w:lastRow="0" w:noHBand="0" w:noVBand="1" w:val="04A0"/>
+      </w:tblPr>
+      <w:tblGrid>
+        <w:gridCol w:w="4320"/>
+        <w:gridCol w:w="4320"/>
+      </w:tblGrid>
+      <w:tr>
+        <w:tc>
+          <w:tcPr>
+            <w:tcW w:type="dxa" w:w="2592"/>
+          </w:tcPr>
+          <w:p>
+            <w:r>
+              <w:rPr>
+                <w:b/>
+              </w:rPr>
+              <w:t>电机1状态</w:t>
+            </w:r>
+          </w:p>
+        </w:tc>
+        <w:tc>
+          <w:tcPr>
+            <w:tcW w:type="dxa" w:w="4320"/>
+          </w:tcPr>
+          <w:p>
+            <w:r>
+              <w:t>运行中</w:t>
+            </w:r>
+          </w:p>
+        </w:tc>
+      </w:tr>
+      <w:tr>
+        <w:tc>
+          <w:tcPr>
+            <w:tcW w:type="dxa" w:w="2592"/>
+          </w:tcPr>
+          <w:p>
+            <w:r>
+              <w:rPr>
+                <w:b/>
+              </w:rPr>
+              <w:t>电机1温度</w:t>
+            </w:r>
+          </w:p>
+        </w:tc>
+        <w:tc>
+          <w:tcPr>
+            <w:tcW w:type="dxa" w:w="4320"/>
+          </w:tcPr>
+          <w:p>
+            <w:r>
+              <w:t>42.5</w:t>
+            </w:r>
+          </w:p>
+        </w:tc>
+      </w:tr>
+      <w:tr>
+        <w:tc>
+          <w:tcPr>
+            <w:tcW w:type="dxa" w:w="2592"/>
+          </w:tcPr>
+          <w:p>
+            <w:r>
+              <w:rPr>
+                <w:b/>
+              </w:rPr>
+              <w:t>电机1电流</w:t>
+            </w:r>
+          </w:p>
+        </w:tc>
+        <w:tc>
+          <w:tcPr>
+            <w:tcW w:type="dxa" w:w="4320"/>
+          </w:tcPr>
+          <w:p>
+            <w:r>
+              <w:t>5.2</w:t>
+            </w:r>
+          </w:p>
+        </w:tc>
+      </w:tr>
+      <w:tr>
+        <w:tc>
+          <w:tcPr>
+            <w:tcW w:type="dxa" w:w="2592"/>
+          </w:tcPr>
+          <w:p>
+            <w:r>
+              <w:rPr>
+                <w:b/>
+              </w:rPr>
+              <w:t>电机2状态</w:t>
+            </w:r>
+          </w:p>
+        </w:tc>
+        <w:tc>
+          <w:tcPr>
+            <w:tcW w:type="dxa" w:w="4320"/>
+          </w:tcPr>
+          <w:p>
+            <w:r>
+              <w:t>待机</w:t>
+            </w:r>
+          </w:p>
+        </w:tc>
+      </w:tr>
+      <w:tr>
+        <w:tc>
+          <w:tcPr>
+            <w:tcW w:type="dxa" w:w="2592"/>
+          </w:tcPr>
+          <w:p>
+            <w:r>
+              <w:rPr>
+                <w:b/>
+              </w:rPr>
+              <w:t>电机2温度</w:t>
+            </w:r>
+          </w:p>
+        </w:tc>
+        <w:tc>
+          <w:tcPr>
+            <w:tcW w:type="dxa" w:w="4320"/>
+          </w:tcPr>
+          <w:p>
+            <w:r>
+              <w:t>38</w:t>
+            </w:r>
+          </w:p>
+        </w:tc>
+      </w:tr>
+      <w:tr>
+        <w:tc>
+          <w:tcPr>
+            <w:tcW w:type="dxa" w:w="2592"/>
+          </w:tcPr>
+          <w:p>
+            <w:r>
+              <w:rPr>
+                <w:b/>
+              </w:rPr>
+              <w:t>电机2电流</w:t>
+            </w:r>
+          </w:p>
+        </w:tc>
+        <w:tc>
+          <w:tcPr>
+            <w:tcW w:type="dxa" w:w="4320"/>
+          </w:tcPr>
+          <w:p>
+            <w:r>
+              <w:t>0.1</w:t>
+            </w:r>
+          </w:p>
+        </w:tc>
+      </w:tr>
+    </w:tbl>
+    <w:p/>
+    <w:p>
+      <w:r>
+        <w:br w:type="page"/>
+      </w:r>
+    </w:p>
+    <w:p>
+      <w:pPr>
+        <w:pStyle w:val="Heading1"/>
+      </w:pPr>
+      <w:r>
+        <w:t>记录 #6 | 录入时间: 2026-02-24 20:41:25</w:t>
+      </w:r>
+    </w:p>
+    <w:p>
+      <w:pPr>
+        <w:pStyle w:val="Heading2"/>
+      </w:pPr>
+      <w:r>
+        <w:t>1. 基本信息与系统状态</w:t>
+      </w:r>
+    </w:p>
+    <w:tbl>
+      <w:tblPr>
+        <w:tblStyle w:val="TableGrid"/>
+        <w:tblW w:type="auto" w:w="0"/>
+        <w:tblLayout w:type="fixed"/>
+        <w:tblLook w:firstColumn="1" w:firstRow="1" w:lastColumn="0" w:lastRow="0" w:noHBand="0" w:noVBand="1" w:val="04A0"/>
+      </w:tblPr>
+      <w:tblGrid>
+        <w:gridCol w:w="4320"/>
+        <w:gridCol w:w="4320"/>
+      </w:tblGrid>
+      <w:tr>
+        <w:tc>
+          <w:tcPr>
+            <w:tcW w:type="dxa" w:w="2592"/>
+          </w:tcPr>
+          <w:p>
+            <w:r>
+              <w:rPr>
+                <w:b/>
+              </w:rPr>
+              <w:t>记录时间</w:t>
+            </w:r>
+          </w:p>
+        </w:tc>
+        <w:tc>
+          <w:tcPr>
+            <w:tcW w:type="dxa" w:w="4320"/>
+          </w:tcPr>
+          <w:p>
+            <w:r>
+              <w:t>2026-02-24 20:41:25</w:t>
+            </w:r>
+          </w:p>
+        </w:tc>
+      </w:tr>
+      <w:tr>
+        <w:tc>
+          <w:tcPr>
+            <w:tcW w:type="dxa" w:w="2592"/>
+          </w:tcPr>
+          <w:p>
+            <w:r>
+              <w:rPr>
+                <w:b/>
+              </w:rPr>
+              <w:t>工作模式</w:t>
+            </w:r>
+          </w:p>
+        </w:tc>
+        <w:tc>
+          <w:tcPr>
+            <w:tcW w:type="dxa" w:w="4320"/>
+          </w:tcPr>
+          <w:p>
+            <w:r>
+              <w:t>自动追踪</w:t>
+            </w:r>
+          </w:p>
+        </w:tc>
+      </w:tr>
+      <w:tr>
+        <w:tc>
+          <w:tcPr>
+            <w:tcW w:type="dxa" w:w="2592"/>
+          </w:tcPr>
+          <w:p>
+            <w:r>
+              <w:rPr>
+                <w:b/>
+              </w:rPr>
+              <w:t>信号源</w:t>
+            </w:r>
+          </w:p>
+        </w:tc>
+        <w:tc>
+          <w:tcPr>
+            <w:tcW w:type="dxa" w:w="4320"/>
+          </w:tcPr>
+          <w:p>
+            <w:r>
+              <w:t>卫星A</w:t>
+            </w:r>
+          </w:p>
+        </w:tc>
+      </w:tr>
+      <w:tr>
+        <w:tc>
+          <w:tcPr>
+            <w:tcW w:type="dxa" w:w="2592"/>
+          </w:tcPr>
+          <w:p>
+            <w:r>
+              <w:rPr>
+                <w:b/>
+              </w:rPr>
+              <w:t>锁定状态</w:t>
+            </w:r>
+          </w:p>
+        </w:tc>
+        <w:tc>
+          <w:tcPr>
+            <w:tcW w:type="dxa" w:w="4320"/>
+          </w:tcPr>
+          <w:p>
+            <w:r>
+              <w:t>已锁定</w:t>
+            </w:r>
+          </w:p>
+        </w:tc>
+      </w:tr>
+      <w:tr>
+        <w:tc>
+          <w:tcPr>
+            <w:tcW w:type="dxa" w:w="2592"/>
+          </w:tcPr>
+          <w:p>
+            <w:r>
+              <w:rPr>
+                <w:b/>
+              </w:rPr>
+              <w:t>锁定指示</w:t>
+            </w:r>
+          </w:p>
+        </w:tc>
+        <w:tc>
+          <w:tcPr>
+            <w:tcW w:type="dxa" w:w="4320"/>
+          </w:tcPr>
+          <w:p>
+            <w:r>
+              <w:t>绿灯</w:t>
+            </w:r>
+          </w:p>
+        </w:tc>
+      </w:tr>
+    </w:tbl>
+    <w:p/>
+    <w:p>
+      <w:pPr>
+        <w:pStyle w:val="Heading2"/>
+      </w:pPr>
+      <w:r>
+        <w:t>2. 信号详细参数</w:t>
+      </w:r>
+    </w:p>
+    <w:tbl>
+      <w:tblPr>
+        <w:tblStyle w:val="TableGrid"/>
+        <w:tblW w:type="auto" w:w="0"/>
+        <w:tblLayout w:type="fixed"/>
+        <w:tblLook w:firstColumn="1" w:firstRow="1" w:lastColumn="0" w:lastRow="0" w:noHBand="0" w:noVBand="1" w:val="04A0"/>
+      </w:tblPr>
+      <w:tblGrid>
+        <w:gridCol w:w="4320"/>
+        <w:gridCol w:w="4320"/>
+      </w:tblGrid>
+      <w:tr>
+        <w:tc>
+          <w:tcPr>
+            <w:tcW w:type="dxa" w:w="2592"/>
+          </w:tcPr>
+          <w:p>
+            <w:r>
+              <w:rPr>
+                <w:b/>
+              </w:rPr>
+              <w:t>AGC门限</w:t>
+            </w:r>
+          </w:p>
+        </w:tc>
+        <w:tc>
+          <w:tcPr>
+            <w:tcW w:type="dxa" w:w="4320"/>
+          </w:tcPr>
+          <w:p>
+            <w:r>
+              <w:t>1.2</w:t>
+            </w:r>
+          </w:p>
+        </w:tc>
+      </w:tr>
+      <w:tr>
+        <w:tc>
+          <w:tcPr>
+            <w:tcW w:type="dxa" w:w="2592"/>
+          </w:tcPr>
+          <w:p>
+            <w:r>
+              <w:rPr>
+                <w:b/>
+              </w:rPr>
+              <w:t>AGC电压</w:t>
+            </w:r>
+          </w:p>
+        </w:tc>
+        <w:tc>
+          <w:tcPr>
+            <w:tcW w:type="dxa" w:w="4320"/>
+          </w:tcPr>
+          <w:p>
+            <w:r>
+              <w:t>3.5</w:t>
+            </w:r>
+          </w:p>
+        </w:tc>
+      </w:tr>
+      <w:tr>
+        <w:tc>
+          <w:tcPr>
+            <w:tcW w:type="dxa" w:w="2592"/>
+          </w:tcPr>
+          <w:p>
+            <w:r>
+              <w:rPr>
+                <w:b/>
+              </w:rPr>
+              <w:t>方位误差电压</w:t>
+            </w:r>
+          </w:p>
+        </w:tc>
+        <w:tc>
+          <w:tcPr>
+            <w:tcW w:type="dxa" w:w="4320"/>
+          </w:tcPr>
+          <w:p>
+            <w:r>
+              <w:t>0.02</w:t>
+            </w:r>
+          </w:p>
+        </w:tc>
+      </w:tr>
+      <w:tr>
+        <w:tc>
+          <w:tcPr>
+            <w:tcW w:type="dxa" w:w="2592"/>
+          </w:tcPr>
+          <w:p>
+            <w:r>
+              <w:rPr>
+                <w:b/>
+              </w:rPr>
+              <w:t>俯仰误差电压</w:t>
+            </w:r>
+          </w:p>
+        </w:tc>
+        <w:tc>
+          <w:tcPr>
+            <w:tcW w:type="dxa" w:w="4320"/>
+          </w:tcPr>
+          <w:p>
+            <w:r>
+              <w:t>0.01</w:t>
+            </w:r>
+          </w:p>
+        </w:tc>
+      </w:tr>
+    </w:tbl>
+    <w:p/>
+    <w:p>
+      <w:pPr>
+        <w:pStyle w:val="Heading2"/>
+      </w:pPr>
+      <w:r>
+        <w:t>3. 转台系跟踪数据</w:t>
+      </w:r>
+    </w:p>
+    <w:tbl>
+      <w:tblPr>
+        <w:tblStyle w:val="TableGrid"/>
+        <w:tblW w:type="auto" w:w="0"/>
+        <w:tblLayout w:type="fixed"/>
+        <w:tblLook w:firstColumn="1" w:firstRow="1" w:lastColumn="0" w:lastRow="0" w:noHBand="0" w:noVBand="1" w:val="04A0"/>
+      </w:tblPr>
+      <w:tblGrid>
+        <w:gridCol w:w="4320"/>
+        <w:gridCol w:w="4320"/>
+      </w:tblGrid>
+      <w:tr>
+        <w:tc>
+          <w:tcPr>
+            <w:tcW w:type="dxa" w:w="2592"/>
+          </w:tcPr>
+          <w:p>
+            <w:r>
+              <w:rPr>
+                <w:b/>
+              </w:rPr>
+              <w:t>引导方位</w:t>
+            </w:r>
+          </w:p>
+        </w:tc>
+        <w:tc>
+          <w:tcPr>
+            <w:tcW w:type="dxa" w:w="4320"/>
+          </w:tcPr>
+          <w:p>
+            <w:r>
+              <w:t>116.456437995544</w:t>
+            </w:r>
+          </w:p>
+        </w:tc>
+      </w:tr>
+      <w:tr>
+        <w:tc>
+          <w:tcPr>
+            <w:tcW w:type="dxa" w:w="2592"/>
+          </w:tcPr>
+          <w:p>
+            <w:r>
+              <w:rPr>
+                <w:b/>
+              </w:rPr>
+              <w:t>当前方位</w:t>
+            </w:r>
+          </w:p>
+        </w:tc>
+        <w:tc>
+          <w:tcPr>
+            <w:tcW w:type="dxa" w:w="4320"/>
+          </w:tcPr>
+          <w:p>
+            <w:r>
+              <w:t>120.48</w:t>
+            </w:r>
+          </w:p>
+        </w:tc>
+      </w:tr>
+      <w:tr>
+        <w:tc>
+          <w:tcPr>
+            <w:tcW w:type="dxa" w:w="2592"/>
+          </w:tcPr>
+          <w:p>
+            <w:r>
+              <w:rPr>
+                <w:b/>
+              </w:rPr>
+              <w:t>方位偏差</w:t>
+            </w:r>
+          </w:p>
+        </w:tc>
+        <w:tc>
+          <w:tcPr>
+            <w:tcW w:type="dxa" w:w="4320"/>
+          </w:tcPr>
+          <w:p>
+            <w:r>
+              <w:t>-0.02</w:t>
+            </w:r>
+          </w:p>
+        </w:tc>
+      </w:tr>
+      <w:tr>
+        <w:tc>
+          <w:tcPr>
+            <w:tcW w:type="dxa" w:w="2592"/>
+          </w:tcPr>
+          <w:p>
+            <w:r>
+              <w:rPr>
+                <w:b/>
+              </w:rPr>
+              <w:t>引导俯仰</w:t>
+            </w:r>
+          </w:p>
+        </w:tc>
+        <w:tc>
+          <w:tcPr>
+            <w:tcW w:type="dxa" w:w="4320"/>
+          </w:tcPr>
+          <w:p>
+            <w:r>
+              <w:t>45</w:t>
+            </w:r>
+          </w:p>
+        </w:tc>
+      </w:tr>
+      <w:tr>
+        <w:tc>
+          <w:tcPr>
+            <w:tcW w:type="dxa" w:w="2592"/>
+          </w:tcPr>
+          <w:p>
+            <w:r>
+              <w:rPr>
+                <w:b/>
+              </w:rPr>
+              <w:t>当前俯仰</w:t>
+            </w:r>
+          </w:p>
+        </w:tc>
+        <w:tc>
+          <w:tcPr>
+            <w:tcW w:type="dxa" w:w="4320"/>
+          </w:tcPr>
+          <w:p>
+            <w:r>
+              <w:t>45.01</w:t>
+            </w:r>
+          </w:p>
+        </w:tc>
+      </w:tr>
+      <w:tr>
+        <w:tc>
+          <w:tcPr>
+            <w:tcW w:type="dxa" w:w="2592"/>
+          </w:tcPr>
+          <w:p>
+            <w:r>
+              <w:rPr>
+                <w:b/>
+              </w:rPr>
+              <w:t>俯仰偏差</w:t>
+            </w:r>
+          </w:p>
+        </w:tc>
+        <w:tc>
+          <w:tcPr>
+            <w:tcW w:type="dxa" w:w="4320"/>
+          </w:tcPr>
+          <w:p>
+            <w:r>
+              <w:t>0.01</w:t>
+            </w:r>
+          </w:p>
+        </w:tc>
+      </w:tr>
+    </w:tbl>
+    <w:p/>
+    <w:p>
+      <w:pPr>
+        <w:pStyle w:val="Heading2"/>
+      </w:pPr>
+      <w:r>
+        <w:t>4. 电机诊断数据</w:t>
+      </w:r>
+    </w:p>
+    <w:tbl>
+      <w:tblPr>
+        <w:tblStyle w:val="TableGrid"/>
+        <w:tblW w:type="auto" w:w="0"/>
+        <w:tblLayout w:type="fixed"/>
+        <w:tblLook w:firstColumn="1" w:firstRow="1" w:lastColumn="0" w:lastRow="0" w:noHBand="0" w:noVBand="1" w:val="04A0"/>
+      </w:tblPr>
+      <w:tblGrid>
+        <w:gridCol w:w="4320"/>
+        <w:gridCol w:w="4320"/>
+      </w:tblGrid>
+      <w:tr>
+        <w:tc>
+          <w:tcPr>
+            <w:tcW w:type="dxa" w:w="2592"/>
+          </w:tcPr>
+          <w:p>
+            <w:r>
+              <w:rPr>
+                <w:b/>
+              </w:rPr>
+              <w:t>电机1状态</w:t>
+            </w:r>
+          </w:p>
+        </w:tc>
+        <w:tc>
+          <w:tcPr>
+            <w:tcW w:type="dxa" w:w="4320"/>
+          </w:tcPr>
+          <w:p>
+            <w:r>
+              <w:t>运行中</w:t>
+            </w:r>
+          </w:p>
+        </w:tc>
+      </w:tr>
+      <w:tr>
+        <w:tc>
+          <w:tcPr>
+            <w:tcW w:type="dxa" w:w="2592"/>
+          </w:tcPr>
+          <w:p>
+            <w:r>
+              <w:rPr>
+                <w:b/>
+              </w:rPr>
+              <w:t>电机1温度</w:t>
+            </w:r>
+          </w:p>
+        </w:tc>
+        <w:tc>
+          <w:tcPr>
+            <w:tcW w:type="dxa" w:w="4320"/>
+          </w:tcPr>
+          <w:p>
+            <w:r>
+              <w:t>42.5</w:t>
+            </w:r>
+          </w:p>
+        </w:tc>
+      </w:tr>
+      <w:tr>
+        <w:tc>
+          <w:tcPr>
+            <w:tcW w:type="dxa" w:w="2592"/>
+          </w:tcPr>
+          <w:p>
+            <w:r>
+              <w:rPr>
+                <w:b/>
+              </w:rPr>
+              <w:t>电机1电流</w:t>
+            </w:r>
+          </w:p>
+        </w:tc>
+        <w:tc>
+          <w:tcPr>
+            <w:tcW w:type="dxa" w:w="4320"/>
+          </w:tcPr>
+          <w:p>
+            <w:r>
+              <w:t>5.2</w:t>
+            </w:r>
+          </w:p>
+        </w:tc>
+      </w:tr>
+      <w:tr>
+        <w:tc>
+          <w:tcPr>
+            <w:tcW w:type="dxa" w:w="2592"/>
+          </w:tcPr>
+          <w:p>
+            <w:r>
+              <w:rPr>
+                <w:b/>
+              </w:rPr>
+              <w:t>电机2状态</w:t>
+            </w:r>
+          </w:p>
+        </w:tc>
+        <w:tc>
+          <w:tcPr>
+            <w:tcW w:type="dxa" w:w="4320"/>
+          </w:tcPr>
+          <w:p>
+            <w:r>
+              <w:t>待机</w:t>
+            </w:r>
+          </w:p>
+        </w:tc>
+      </w:tr>
+      <w:tr>
+        <w:tc>
+          <w:tcPr>
+            <w:tcW w:type="dxa" w:w="2592"/>
+          </w:tcPr>
+          <w:p>
+            <w:r>
+              <w:rPr>
+                <w:b/>
+              </w:rPr>
+              <w:t>电机2温度</w:t>
+            </w:r>
+          </w:p>
+        </w:tc>
+        <w:tc>
+          <w:tcPr>
+            <w:tcW w:type="dxa" w:w="4320"/>
+          </w:tcPr>
+          <w:p>
+            <w:r>
+              <w:t>38</w:t>
+            </w:r>
+          </w:p>
+        </w:tc>
+      </w:tr>
+      <w:tr>
+        <w:tc>
+          <w:tcPr>
+            <w:tcW w:type="dxa" w:w="2592"/>
+          </w:tcPr>
+          <w:p>
+            <w:r>
+              <w:rPr>
+                <w:b/>
+              </w:rPr>
+              <w:t>电机2电流</w:t>
+            </w:r>
+          </w:p>
+        </w:tc>
+        <w:tc>
+          <w:tcPr>
+            <w:tcW w:type="dxa" w:w="4320"/>
+          </w:tcPr>
+          <w:p>
+            <w:r>
+              <w:t>0.1</w:t>
+            </w:r>
+          </w:p>
+        </w:tc>
+      </w:tr>
+    </w:tbl>
+    <w:p/>
+    <w:p>
+      <w:r>
+        <w:br w:type="page"/>
+      </w:r>
+    </w:p>
+    <w:p>
+      <w:pPr>
+        <w:pStyle w:val="Heading1"/>
+      </w:pPr>
+      <w:r>
+        <w:t>记录 #7 | 录入时间: 2026-02-24 22:04:16</w:t>
+      </w:r>
+    </w:p>
+    <w:p>
+      <w:pPr>
+        <w:pStyle w:val="Heading2"/>
+      </w:pPr>
+      <w:r>
+        <w:t>1. 基本信息与系统状态</w:t>
+      </w:r>
+    </w:p>
+    <w:tbl>
+      <w:tblPr>
+        <w:tblStyle w:val="TableGrid"/>
+        <w:tblW w:type="auto" w:w="0"/>
+        <w:tblLayout w:type="fixed"/>
+        <w:tblLook w:firstColumn="1" w:firstRow="1" w:lastColumn="0" w:lastRow="0" w:noHBand="0" w:noVBand="1" w:val="04A0"/>
+      </w:tblPr>
+      <w:tblGrid>
+        <w:gridCol w:w="4320"/>
+        <w:gridCol w:w="4320"/>
+      </w:tblGrid>
+      <w:tr>
+        <w:tc>
+          <w:tcPr>
+            <w:tcW w:type="dxa" w:w="2592"/>
+          </w:tcPr>
+          <w:p>
+            <w:r>
+              <w:rPr>
+                <w:b/>
+              </w:rPr>
+              <w:t>记录时间</w:t>
+            </w:r>
+          </w:p>
+        </w:tc>
+        <w:tc>
+          <w:tcPr>
+            <w:tcW w:type="dxa" w:w="4320"/>
+          </w:tcPr>
+          <w:p>
+            <w:r>
+              <w:t>2026-02-24 22:04:16</w:t>
+            </w:r>
+          </w:p>
+        </w:tc>
+      </w:tr>
+      <w:tr>
+        <w:tc>
+          <w:tcPr>
+            <w:tcW w:type="dxa" w:w="2592"/>
+          </w:tcPr>
+          <w:p>
+            <w:r>
+              <w:rPr>
+                <w:b/>
+              </w:rPr>
+              <w:t>工作模式</w:t>
+            </w:r>
+          </w:p>
+        </w:tc>
+        <w:tc>
+          <w:tcPr>
+            <w:tcW w:type="dxa" w:w="4320"/>
+          </w:tcPr>
+          <w:p>
+            <w:r>
+              <w:t>自动追踪</w:t>
+            </w:r>
+          </w:p>
+        </w:tc>
+      </w:tr>
+      <w:tr>
+        <w:tc>
+          <w:tcPr>
+            <w:tcW w:type="dxa" w:w="2592"/>
+          </w:tcPr>
+          <w:p>
+            <w:r>
+              <w:rPr>
+                <w:b/>
+              </w:rPr>
+              <w:t>信号源</w:t>
+            </w:r>
+          </w:p>
+        </w:tc>
+        <w:tc>
+          <w:tcPr>
+            <w:tcW w:type="dxa" w:w="4320"/>
+          </w:tcPr>
+          <w:p>
+            <w:r>
+              <w:t>卫星A</w:t>
+            </w:r>
+          </w:p>
+        </w:tc>
+      </w:tr>
+      <w:tr>
+        <w:tc>
+          <w:tcPr>
+            <w:tcW w:type="dxa" w:w="2592"/>
+          </w:tcPr>
+          <w:p>
+            <w:r>
+              <w:rPr>
+                <w:b/>
+              </w:rPr>
+              <w:t>锁定状态</w:t>
+            </w:r>
+          </w:p>
+        </w:tc>
+        <w:tc>
+          <w:tcPr>
+            <w:tcW w:type="dxa" w:w="4320"/>
+          </w:tcPr>
+          <w:p>
+            <w:r>
+              <w:t>已锁定</w:t>
+            </w:r>
+          </w:p>
+        </w:tc>
+      </w:tr>
+      <w:tr>
+        <w:tc>
+          <w:tcPr>
+            <w:tcW w:type="dxa" w:w="2592"/>
+          </w:tcPr>
+          <w:p>
+            <w:r>
+              <w:rPr>
+                <w:b/>
+              </w:rPr>
+              <w:t>锁定指示</w:t>
+            </w:r>
+          </w:p>
+        </w:tc>
+        <w:tc>
+          <w:tcPr>
+            <w:tcW w:type="dxa" w:w="4320"/>
+          </w:tcPr>
+          <w:p>
+            <w:r>
+              <w:t>绿灯</w:t>
+            </w:r>
+          </w:p>
+        </w:tc>
+      </w:tr>
+    </w:tbl>
+    <w:p/>
+    <w:p>
+      <w:pPr>
+        <w:pStyle w:val="Heading2"/>
+      </w:pPr>
+      <w:r>
+        <w:t>2. 信号详细参数</w:t>
+      </w:r>
+    </w:p>
+    <w:tbl>
+      <w:tblPr>
+        <w:tblStyle w:val="TableGrid"/>
+        <w:tblW w:type="auto" w:w="0"/>
+        <w:tblLayout w:type="fixed"/>
+        <w:tblLook w:firstColumn="1" w:firstRow="1" w:lastColumn="0" w:lastRow="0" w:noHBand="0" w:noVBand="1" w:val="04A0"/>
+      </w:tblPr>
+      <w:tblGrid>
+        <w:gridCol w:w="4320"/>
+        <w:gridCol w:w="4320"/>
+      </w:tblGrid>
+      <w:tr>
+        <w:tc>
+          <w:tcPr>
+            <w:tcW w:type="dxa" w:w="2592"/>
+          </w:tcPr>
+          <w:p>
+            <w:r>
+              <w:rPr>
+                <w:b/>
+              </w:rPr>
+              <w:t>AGC门限</w:t>
+            </w:r>
+          </w:p>
+        </w:tc>
+        <w:tc>
+          <w:tcPr>
+            <w:tcW w:type="dxa" w:w="4320"/>
+          </w:tcPr>
+          <w:p>
+            <w:r>
+              <w:t>1.2</w:t>
+            </w:r>
+          </w:p>
+        </w:tc>
+      </w:tr>
+      <w:tr>
+        <w:tc>
+          <w:tcPr>
+            <w:tcW w:type="dxa" w:w="2592"/>
+          </w:tcPr>
+          <w:p>
+            <w:r>
+              <w:rPr>
+                <w:b/>
+              </w:rPr>
+              <w:t>AGC电压</w:t>
+            </w:r>
+          </w:p>
+        </w:tc>
+        <w:tc>
+          <w:tcPr>
+            <w:tcW w:type="dxa" w:w="4320"/>
+          </w:tcPr>
+          <w:p>
+            <w:r>
+              <w:t>3.5</w:t>
+            </w:r>
+          </w:p>
+        </w:tc>
+      </w:tr>
+      <w:tr>
+        <w:tc>
+          <w:tcPr>
+            <w:tcW w:type="dxa" w:w="2592"/>
+          </w:tcPr>
+          <w:p>
+            <w:r>
+              <w:rPr>
+                <w:b/>
+              </w:rPr>
+              <w:t>方位误差电压</w:t>
+            </w:r>
+          </w:p>
+        </w:tc>
+        <w:tc>
+          <w:tcPr>
+            <w:tcW w:type="dxa" w:w="4320"/>
+          </w:tcPr>
+          <w:p>
+            <w:r>
+              <w:t>0.02</w:t>
+            </w:r>
+          </w:p>
+        </w:tc>
+      </w:tr>
+      <w:tr>
+        <w:tc>
+          <w:tcPr>
+            <w:tcW w:type="dxa" w:w="2592"/>
+          </w:tcPr>
+          <w:p>
+            <w:r>
+              <w:rPr>
+                <w:b/>
+              </w:rPr>
+              <w:t>俯仰误差电压</w:t>
+            </w:r>
+          </w:p>
+        </w:tc>
+        <w:tc>
+          <w:tcPr>
+            <w:tcW w:type="dxa" w:w="4320"/>
+          </w:tcPr>
+          <w:p>
+            <w:r>
+              <w:t>0.01</w:t>
+            </w:r>
+          </w:p>
+        </w:tc>
+      </w:tr>
+    </w:tbl>
+    <w:p/>
+    <w:p>
+      <w:pPr>
+        <w:pStyle w:val="Heading2"/>
+      </w:pPr>
+      <w:r>
+        <w:t>3. 转台系跟踪数据</w:t>
+      </w:r>
+    </w:p>
+    <w:tbl>
+      <w:tblPr>
+        <w:tblStyle w:val="TableGrid"/>
+        <w:tblW w:type="auto" w:w="0"/>
+        <w:tblLayout w:type="fixed"/>
+        <w:tblLook w:firstColumn="1" w:firstRow="1" w:lastColumn="0" w:lastRow="0" w:noHBand="0" w:noVBand="1" w:val="04A0"/>
+      </w:tblPr>
+      <w:tblGrid>
+        <w:gridCol w:w="4320"/>
+        <w:gridCol w:w="4320"/>
+      </w:tblGrid>
+      <w:tr>
+        <w:tc>
+          <w:tcPr>
+            <w:tcW w:type="dxa" w:w="2592"/>
+          </w:tcPr>
+          <w:p>
+            <w:r>
+              <w:rPr>
+                <w:b/>
+              </w:rPr>
+              <w:t>引导方位</w:t>
+            </w:r>
+          </w:p>
+        </w:tc>
+        <w:tc>
+          <w:tcPr>
+            <w:tcW w:type="dxa" w:w="4320"/>
+          </w:tcPr>
+          <w:p>
+            <w:r>
+              <w:t>125.224622500657</w:t>
+            </w:r>
+          </w:p>
+        </w:tc>
+      </w:tr>
+      <w:tr>
+        <w:tc>
+          <w:tcPr>
+            <w:tcW w:type="dxa" w:w="2592"/>
+          </w:tcPr>
+          <w:p>
+            <w:r>
+              <w:rPr>
+                <w:b/>
+              </w:rPr>
+              <w:t>当前方位</w:t>
+            </w:r>
+          </w:p>
+        </w:tc>
+        <w:tc>
+          <w:tcPr>
+            <w:tcW w:type="dxa" w:w="4320"/>
+          </w:tcPr>
+          <w:p>
+            <w:r>
+              <w:t>120.48</w:t>
+            </w:r>
+          </w:p>
+        </w:tc>
+      </w:tr>
+      <w:tr>
+        <w:tc>
+          <w:tcPr>
+            <w:tcW w:type="dxa" w:w="2592"/>
+          </w:tcPr>
+          <w:p>
+            <w:r>
+              <w:rPr>
+                <w:b/>
+              </w:rPr>
+              <w:t>方位偏差</w:t>
+            </w:r>
+          </w:p>
+        </w:tc>
+        <w:tc>
+          <w:tcPr>
+            <w:tcW w:type="dxa" w:w="4320"/>
+          </w:tcPr>
+          <w:p>
+            <w:r>
+              <w:t>-0.02</w:t>
+            </w:r>
+          </w:p>
+        </w:tc>
+      </w:tr>
+      <w:tr>
+        <w:tc>
+          <w:tcPr>
+            <w:tcW w:type="dxa" w:w="2592"/>
+          </w:tcPr>
+          <w:p>
+            <w:r>
+              <w:rPr>
+                <w:b/>
+              </w:rPr>
+              <w:t>引导俯仰</w:t>
+            </w:r>
+          </w:p>
+        </w:tc>
+        <w:tc>
+          <w:tcPr>
+            <w:tcW w:type="dxa" w:w="4320"/>
+          </w:tcPr>
+          <w:p>
+            <w:r>
+              <w:t>45</w:t>
+            </w:r>
+          </w:p>
+        </w:tc>
+      </w:tr>
+      <w:tr>
+        <w:tc>
+          <w:tcPr>
+            <w:tcW w:type="dxa" w:w="2592"/>
+          </w:tcPr>
+          <w:p>
+            <w:r>
+              <w:rPr>
+                <w:b/>
+              </w:rPr>
+              <w:t>当前俯仰</w:t>
+            </w:r>
+          </w:p>
+        </w:tc>
+        <w:tc>
+          <w:tcPr>
+            <w:tcW w:type="dxa" w:w="4320"/>
+          </w:tcPr>
+          <w:p>
+            <w:r>
+              <w:t>45.01</w:t>
+            </w:r>
+          </w:p>
+        </w:tc>
+      </w:tr>
+      <w:tr>
+        <w:tc>
+          <w:tcPr>
+            <w:tcW w:type="dxa" w:w="2592"/>
+          </w:tcPr>
+          <w:p>
+            <w:r>
+              <w:rPr>
+                <w:b/>
+              </w:rPr>
+              <w:t>俯仰偏差</w:t>
+            </w:r>
+          </w:p>
+        </w:tc>
+        <w:tc>
+          <w:tcPr>
+            <w:tcW w:type="dxa" w:w="4320"/>
+          </w:tcPr>
+          <w:p>
+            <w:r>
+              <w:t>0.01</w:t>
+            </w:r>
+          </w:p>
+        </w:tc>
+      </w:tr>
+    </w:tbl>
+    <w:p/>
+    <w:p>
+      <w:pPr>
+        <w:pStyle w:val="Heading2"/>
+      </w:pPr>
+      <w:r>
+        <w:t>4. 电机诊断数据</w:t>
+      </w:r>
+    </w:p>
+    <w:tbl>
+      <w:tblPr>
+        <w:tblStyle w:val="TableGrid"/>
+        <w:tblW w:type="auto" w:w="0"/>
+        <w:tblLayout w:type="fixed"/>
+        <w:tblLook w:firstColumn="1" w:firstRow="1" w:lastColumn="0" w:lastRow="0" w:noHBand="0" w:noVBand="1" w:val="04A0"/>
+      </w:tblPr>
+      <w:tblGrid>
+        <w:gridCol w:w="4320"/>
+        <w:gridCol w:w="4320"/>
+      </w:tblGrid>
+      <w:tr>
+        <w:tc>
+          <w:tcPr>
+            <w:tcW w:type="dxa" w:w="2592"/>
+          </w:tcPr>
+          <w:p>
+            <w:r>
+              <w:rPr>
+                <w:b/>
+              </w:rPr>
+              <w:t>电机1状态</w:t>
+            </w:r>
+          </w:p>
+        </w:tc>
+        <w:tc>
+          <w:tcPr>
+            <w:tcW w:type="dxa" w:w="4320"/>
+          </w:tcPr>
+          <w:p>
+            <w:r>
+              <w:t>运行中</w:t>
+            </w:r>
+          </w:p>
+        </w:tc>
+      </w:tr>
+      <w:tr>
+        <w:tc>
+          <w:tcPr>
+            <w:tcW w:type="dxa" w:w="2592"/>
+          </w:tcPr>
+          <w:p>
+            <w:r>
+              <w:rPr>
+                <w:b/>
+              </w:rPr>
+              <w:t>电机1温度</w:t>
+            </w:r>
+          </w:p>
+        </w:tc>
+        <w:tc>
+          <w:tcPr>
+            <w:tcW w:type="dxa" w:w="4320"/>
+          </w:tcPr>
+          <w:p>
+            <w:r>
+              <w:t>42.5</w:t>
+            </w:r>
+          </w:p>
+        </w:tc>
+      </w:tr>
+      <w:tr>
+        <w:tc>
+          <w:tcPr>
+            <w:tcW w:type="dxa" w:w="2592"/>
+          </w:tcPr>
+          <w:p>
+            <w:r>
+              <w:rPr>
+                <w:b/>
+              </w:rPr>
+              <w:t>电机1电流</w:t>
+            </w:r>
+          </w:p>
+        </w:tc>
+        <w:tc>
+          <w:tcPr>
+            <w:tcW w:type="dxa" w:w="4320"/>
+          </w:tcPr>
+          <w:p>
+            <w:r>
+              <w:t>5.2</w:t>
+            </w:r>
+          </w:p>
+        </w:tc>
+      </w:tr>
+      <w:tr>
+        <w:tc>
+          <w:tcPr>
+            <w:tcW w:type="dxa" w:w="2592"/>
+          </w:tcPr>
+          <w:p>
+            <w:r>
+              <w:rPr>
+                <w:b/>
+              </w:rPr>
+              <w:t>电机2状态</w:t>
+            </w:r>
+          </w:p>
+        </w:tc>
+        <w:tc>
+          <w:tcPr>
+            <w:tcW w:type="dxa" w:w="4320"/>
+          </w:tcPr>
+          <w:p>
+            <w:r>
+              <w:t>待机</w:t>
+            </w:r>
+          </w:p>
+        </w:tc>
+      </w:tr>
+      <w:tr>
+        <w:tc>
+          <w:tcPr>
+            <w:tcW w:type="dxa" w:w="2592"/>
+          </w:tcPr>
+          <w:p>
+            <w:r>
+              <w:rPr>
+                <w:b/>
+              </w:rPr>
+              <w:t>电机2温度</w:t>
+            </w:r>
+          </w:p>
+        </w:tc>
+        <w:tc>
+          <w:tcPr>
+            <w:tcW w:type="dxa" w:w="4320"/>
+          </w:tcPr>
+          <w:p>
+            <w:r>
+              <w:t>38</w:t>
+            </w:r>
+          </w:p>
+        </w:tc>
+      </w:tr>
+      <w:tr>
+        <w:tc>
+          <w:tcPr>
+            <w:tcW w:type="dxa" w:w="2592"/>
+          </w:tcPr>
+          <w:p>
+            <w:r>
+              <w:rPr>
+                <w:b/>
+              </w:rPr>
+              <w:t>电机2电流</w:t>
+            </w:r>
+          </w:p>
+        </w:tc>
+        <w:tc>
+          <w:tcPr>
+            <w:tcW w:type="dxa" w:w="4320"/>
+          </w:tcPr>
+          <w:p>
+            <w:r>
+              <w:t>0.1</w:t>
+            </w:r>
+          </w:p>
+        </w:tc>
+      </w:tr>
+    </w:tbl>
+    <w:p/>
+    <w:p>
+      <w:r>
+        <w:br w:type="page"/>
+      </w:r>
+    </w:p>
+    <w:p>
+      <w:pPr>
+        <w:pStyle w:val="Heading1"/>
+      </w:pPr>
+      <w:r>
+        <w:t>记录 #8 | 录入时间: 2026-02-28 19:29:26</w:t>
+      </w:r>
+    </w:p>
+    <w:p>
+      <w:pPr>
+        <w:pStyle w:val="Heading2"/>
+      </w:pPr>
+      <w:r>
+        <w:t>1. 基本信息与系统状态</w:t>
+      </w:r>
+    </w:p>
+    <w:tbl>
+      <w:tblPr>
+        <w:tblStyle w:val="TableGrid"/>
+        <w:tblW w:type="auto" w:w="0"/>
+        <w:tblLayout w:type="fixed"/>
+        <w:tblLook w:firstColumn="1" w:firstRow="1" w:lastColumn="0" w:lastRow="0" w:noHBand="0" w:noVBand="1" w:val="04A0"/>
+      </w:tblPr>
+      <w:tblGrid>
+        <w:gridCol w:w="4320"/>
+        <w:gridCol w:w="4320"/>
+      </w:tblGrid>
+      <w:tr>
+        <w:tc>
+          <w:tcPr>
+            <w:tcW w:type="dxa" w:w="2592"/>
+          </w:tcPr>
+          <w:p>
+            <w:r>
+              <w:rPr>
+                <w:b/>
+              </w:rPr>
+              <w:t>记录时间</w:t>
+            </w:r>
+          </w:p>
+        </w:tc>
+        <w:tc>
+          <w:tcPr>
+            <w:tcW w:type="dxa" w:w="4320"/>
+          </w:tcPr>
+          <w:p>
+            <w:r>
+              <w:t>2026-02-28 19:29:26</w:t>
+            </w:r>
+          </w:p>
+        </w:tc>
+      </w:tr>
+      <w:tr>
+        <w:tc>
+          <w:tcPr>
+            <w:tcW w:type="dxa" w:w="2592"/>
+          </w:tcPr>
+          <w:p>
+            <w:r>
+              <w:rPr>
+                <w:b/>
+              </w:rPr>
+              <w:t>工作模式</w:t>
+            </w:r>
+          </w:p>
+        </w:tc>
+        <w:tc>
+          <w:tcPr>
+            <w:tcW w:type="dxa" w:w="4320"/>
+          </w:tcPr>
+          <w:p>
+            <w:r>
+              <w:t>自动追踪</w:t>
+            </w:r>
+          </w:p>
+        </w:tc>
+      </w:tr>
+      <w:tr>
+        <w:tc>
+          <w:tcPr>
+            <w:tcW w:type="dxa" w:w="2592"/>
+          </w:tcPr>
+          <w:p>
+            <w:r>
+              <w:rPr>
+                <w:b/>
+              </w:rPr>
+              <w:t>信号源</w:t>
+            </w:r>
+          </w:p>
+        </w:tc>
+        <w:tc>
+          <w:tcPr>
+            <w:tcW w:type="dxa" w:w="4320"/>
+          </w:tcPr>
+          <w:p>
+            <w:r>
+              <w:t>卫星A</w:t>
+            </w:r>
+          </w:p>
+        </w:tc>
+      </w:tr>
+      <w:tr>
+        <w:tc>
+          <w:tcPr>
+            <w:tcW w:type="dxa" w:w="2592"/>
+          </w:tcPr>
+          <w:p>
+            <w:r>
+              <w:rPr>
+                <w:b/>
+              </w:rPr>
+              <w:t>锁定状态</w:t>
+            </w:r>
+          </w:p>
+        </w:tc>
+        <w:tc>
+          <w:tcPr>
+            <w:tcW w:type="dxa" w:w="4320"/>
+          </w:tcPr>
+          <w:p>
+            <w:r>
+              <w:t>已锁定</w:t>
+            </w:r>
+          </w:p>
+        </w:tc>
+      </w:tr>
+      <w:tr>
+        <w:tc>
+          <w:tcPr>
+            <w:tcW w:type="dxa" w:w="2592"/>
+          </w:tcPr>
+          <w:p>
+            <w:r>
+              <w:rPr>
+                <w:b/>
+              </w:rPr>
+              <w:t>锁定指示</w:t>
+            </w:r>
+          </w:p>
+        </w:tc>
+        <w:tc>
+          <w:tcPr>
+            <w:tcW w:type="dxa" w:w="4320"/>
+          </w:tcPr>
+          <w:p>
+            <w:r>
+              <w:t>绿灯</w:t>
+            </w:r>
+          </w:p>
+        </w:tc>
+      </w:tr>
+    </w:tbl>
+    <w:p/>
+    <w:p>
+      <w:pPr>
+        <w:pStyle w:val="Heading2"/>
+      </w:pPr>
+      <w:r>
+        <w:t>2. 信号详细参数</w:t>
+      </w:r>
+    </w:p>
+    <w:tbl>
+      <w:tblPr>
+        <w:tblStyle w:val="TableGrid"/>
+        <w:tblW w:type="auto" w:w="0"/>
+        <w:tblLayout w:type="fixed"/>
+        <w:tblLook w:firstColumn="1" w:firstRow="1" w:lastColumn="0" w:lastRow="0" w:noHBand="0" w:noVBand="1" w:val="04A0"/>
+      </w:tblPr>
+      <w:tblGrid>
+        <w:gridCol w:w="4320"/>
+        <w:gridCol w:w="4320"/>
+      </w:tblGrid>
+      <w:tr>
+        <w:tc>
+          <w:tcPr>
+            <w:tcW w:type="dxa" w:w="2592"/>
+          </w:tcPr>
+          <w:p>
+            <w:r>
+              <w:rPr>
+                <w:b/>
+              </w:rPr>
+              <w:t>AGC门限</w:t>
+            </w:r>
+          </w:p>
+        </w:tc>
+        <w:tc>
+          <w:tcPr>
+            <w:tcW w:type="dxa" w:w="4320"/>
+          </w:tcPr>
+          <w:p>
+            <w:r>
+              <w:t>1.2</w:t>
+            </w:r>
+          </w:p>
+        </w:tc>
+      </w:tr>
+      <w:tr>
+        <w:tc>
+          <w:tcPr>
+            <w:tcW w:type="dxa" w:w="2592"/>
+          </w:tcPr>
+          <w:p>
+            <w:r>
+              <w:rPr>
+                <w:b/>
+              </w:rPr>
+              <w:t>AGC电压</w:t>
+            </w:r>
+          </w:p>
+        </w:tc>
+        <w:tc>
+          <w:tcPr>
+            <w:tcW w:type="dxa" w:w="4320"/>
+          </w:tcPr>
+          <w:p>
+            <w:r>
+              <w:t>3.5</w:t>
+            </w:r>
+          </w:p>
+        </w:tc>
+      </w:tr>
+      <w:tr>
+        <w:tc>
+          <w:tcPr>
+            <w:tcW w:type="dxa" w:w="2592"/>
+          </w:tcPr>
+          <w:p>
+            <w:r>
+              <w:rPr>
+                <w:b/>
+              </w:rPr>
+              <w:t>方位误差电压</w:t>
+            </w:r>
+          </w:p>
+        </w:tc>
+        <w:tc>
+          <w:tcPr>
+            <w:tcW w:type="dxa" w:w="4320"/>
+          </w:tcPr>
+          <w:p>
+            <w:r>
+              <w:t>0.02</w:t>
+            </w:r>
+          </w:p>
+        </w:tc>
+      </w:tr>
+      <w:tr>
+        <w:tc>
+          <w:tcPr>
+            <w:tcW w:type="dxa" w:w="2592"/>
+          </w:tcPr>
+          <w:p>
+            <w:r>
+              <w:rPr>
+                <w:b/>
+              </w:rPr>
+              <w:t>俯仰误差电压</w:t>
+            </w:r>
+          </w:p>
+        </w:tc>
+        <w:tc>
+          <w:tcPr>
+            <w:tcW w:type="dxa" w:w="4320"/>
+          </w:tcPr>
+          <w:p>
+            <w:r>
+              <w:t>0.01</w:t>
+            </w:r>
+          </w:p>
+        </w:tc>
+      </w:tr>
+    </w:tbl>
+    <w:p/>
+    <w:p>
+      <w:pPr>
+        <w:pStyle w:val="Heading2"/>
+      </w:pPr>
+      <w:r>
+        <w:t>3. 转台系跟踪数据</w:t>
+      </w:r>
+    </w:p>
+    <w:tbl>
+      <w:tblPr>
+        <w:tblStyle w:val="TableGrid"/>
+        <w:tblW w:type="auto" w:w="0"/>
+        <w:tblLayout w:type="fixed"/>
+        <w:tblLook w:firstColumn="1" w:firstRow="1" w:lastColumn="0" w:lastRow="0" w:noHBand="0" w:noVBand="1" w:val="04A0"/>
+      </w:tblPr>
+      <w:tblGrid>
+        <w:gridCol w:w="4320"/>
+        <w:gridCol w:w="4320"/>
+      </w:tblGrid>
+      <w:tr>
+        <w:tc>
+          <w:tcPr>
+            <w:tcW w:type="dxa" w:w="2592"/>
+          </w:tcPr>
+          <w:p>
+            <w:r>
+              <w:rPr>
+                <w:b/>
+              </w:rPr>
+              <w:t>引导方位</w:t>
+            </w:r>
+          </w:p>
+        </w:tc>
+        <w:tc>
+          <w:tcPr>
+            <w:tcW w:type="dxa" w:w="4320"/>
+          </w:tcPr>
+          <w:p>
+            <w:r>
+              <w:t>119.05395741817</w:t>
+            </w:r>
+          </w:p>
+        </w:tc>
+      </w:tr>
+      <w:tr>
+        <w:tc>
+          <w:tcPr>
+            <w:tcW w:type="dxa" w:w="2592"/>
+          </w:tcPr>
+          <w:p>
+            <w:r>
+              <w:rPr>
+                <w:b/>
+              </w:rPr>
+              <w:t>当前方位</w:t>
+            </w:r>
+          </w:p>
+        </w:tc>
+        <w:tc>
+          <w:tcPr>
+            <w:tcW w:type="dxa" w:w="4320"/>
+          </w:tcPr>
+          <w:p>
+            <w:r>
+              <w:t>120.48</w:t>
+            </w:r>
+          </w:p>
+        </w:tc>
+      </w:tr>
+      <w:tr>
+        <w:tc>
+          <w:tcPr>
+            <w:tcW w:type="dxa" w:w="2592"/>
+          </w:tcPr>
+          <w:p>
+            <w:r>
+              <w:rPr>
+                <w:b/>
+              </w:rPr>
+              <w:t>方位偏差</w:t>
+            </w:r>
+          </w:p>
+        </w:tc>
+        <w:tc>
+          <w:tcPr>
+            <w:tcW w:type="dxa" w:w="4320"/>
+          </w:tcPr>
+          <w:p>
+            <w:r>
+              <w:t>-0.02</w:t>
+            </w:r>
+          </w:p>
+        </w:tc>
+      </w:tr>
+      <w:tr>
+        <w:tc>
+          <w:tcPr>
+            <w:tcW w:type="dxa" w:w="2592"/>
+          </w:tcPr>
+          <w:p>
+            <w:r>
+              <w:rPr>
+                <w:b/>
+              </w:rPr>
+              <w:t>引导俯仰</w:t>
+            </w:r>
+          </w:p>
+        </w:tc>
+        <w:tc>
+          <w:tcPr>
+            <w:tcW w:type="dxa" w:w="4320"/>
+          </w:tcPr>
+          <w:p>
+            <w:r>
+              <w:t>45</w:t>
+            </w:r>
+          </w:p>
+        </w:tc>
+      </w:tr>
+      <w:tr>
+        <w:tc>
+          <w:tcPr>
+            <w:tcW w:type="dxa" w:w="2592"/>
+          </w:tcPr>
+          <w:p>
+            <w:r>
+              <w:rPr>
+                <w:b/>
+              </w:rPr>
+              <w:t>当前俯仰</w:t>
+            </w:r>
+          </w:p>
+        </w:tc>
+        <w:tc>
+          <w:tcPr>
+            <w:tcW w:type="dxa" w:w="4320"/>
+          </w:tcPr>
+          <w:p>
+            <w:r>
+              <w:t>45.01</w:t>
+            </w:r>
+          </w:p>
+        </w:tc>
+      </w:tr>
+      <w:tr>
+        <w:tc>
+          <w:tcPr>
+            <w:tcW w:type="dxa" w:w="2592"/>
+          </w:tcPr>
+          <w:p>
+            <w:r>
+              <w:rPr>
+                <w:b/>
+              </w:rPr>
+              <w:t>俯仰偏差</w:t>
+            </w:r>
+          </w:p>
+        </w:tc>
+        <w:tc>
+          <w:tcPr>
+            <w:tcW w:type="dxa" w:w="4320"/>
+          </w:tcPr>
+          <w:p>
+            <w:r>
+              <w:t>0.01</w:t>
+            </w:r>
+          </w:p>
+        </w:tc>
+      </w:tr>
+    </w:tbl>
+    <w:p/>
+    <w:p>
+      <w:pPr>
+        <w:pStyle w:val="Heading2"/>
+      </w:pPr>
+      <w:r>
+        <w:t>4. 电机诊断数据</w:t>
+      </w:r>
+    </w:p>
+    <w:tbl>
+      <w:tblPr>
+        <w:tblStyle w:val="TableGrid"/>
+        <w:tblW w:type="auto" w:w="0"/>
+        <w:tblLayout w:type="fixed"/>
+        <w:tblLook w:firstColumn="1" w:firstRow="1" w:lastColumn="0" w:lastRow="0" w:noHBand="0" w:noVBand="1" w:val="04A0"/>
+      </w:tblPr>
+      <w:tblGrid>
+        <w:gridCol w:w="4320"/>
+        <w:gridCol w:w="4320"/>
+      </w:tblGrid>
+      <w:tr>
+        <w:tc>
+          <w:tcPr>
+            <w:tcW w:type="dxa" w:w="2592"/>
+          </w:tcPr>
+          <w:p>
+            <w:r>
+              <w:rPr>
+                <w:b/>
+              </w:rPr>
+              <w:t>电机1状态</w:t>
+            </w:r>
+          </w:p>
+        </w:tc>
+        <w:tc>
+          <w:tcPr>
+            <w:tcW w:type="dxa" w:w="4320"/>
+          </w:tcPr>
+          <w:p>
+            <w:r>
+              <w:t>运行中</w:t>
+            </w:r>
+          </w:p>
+        </w:tc>
+      </w:tr>
+      <w:tr>
+        <w:tc>
+          <w:tcPr>
+            <w:tcW w:type="dxa" w:w="2592"/>
+          </w:tcPr>
+          <w:p>
+            <w:r>
+              <w:rPr>
+                <w:b/>
+              </w:rPr>
+              <w:t>电机1温度</w:t>
+            </w:r>
+          </w:p>
+        </w:tc>
+        <w:tc>
+          <w:tcPr>
+            <w:tcW w:type="dxa" w:w="4320"/>
+          </w:tcPr>
+          <w:p>
+            <w:r>
+              <w:t>42.5</w:t>
+            </w:r>
+          </w:p>
+        </w:tc>
+      </w:tr>
+      <w:tr>
+        <w:tc>
+          <w:tcPr>
+            <w:tcW w:type="dxa" w:w="2592"/>
+          </w:tcPr>
+          <w:p>
+            <w:r>
+              <w:rPr>
+                <w:b/>
+              </w:rPr>
+              <w:t>电机1电流</w:t>
+            </w:r>
+          </w:p>
+        </w:tc>
+        <w:tc>
+          <w:tcPr>
+            <w:tcW w:type="dxa" w:w="4320"/>
+          </w:tcPr>
+          <w:p>
+            <w:r>
+              <w:t>5.2</w:t>
+            </w:r>
+          </w:p>
+        </w:tc>
+      </w:tr>
+      <w:tr>
+        <w:tc>
+          <w:tcPr>
+            <w:tcW w:type="dxa" w:w="2592"/>
+          </w:tcPr>
+          <w:p>
+            <w:r>
+              <w:rPr>
+                <w:b/>
+              </w:rPr>
+              <w:t>电机2状态</w:t>
+            </w:r>
+          </w:p>
+        </w:tc>
+        <w:tc>
+          <w:tcPr>
+            <w:tcW w:type="dxa" w:w="4320"/>
+          </w:tcPr>
+          <w:p>
+            <w:r>
+              <w:t>待机</w:t>
+            </w:r>
+          </w:p>
+        </w:tc>
+      </w:tr>
+      <w:tr>
+        <w:tc>
+          <w:tcPr>
+            <w:tcW w:type="dxa" w:w="2592"/>
+          </w:tcPr>
+          <w:p>
+            <w:r>
+              <w:rPr>
+                <w:b/>
+              </w:rPr>
+              <w:t>电机2温度</w:t>
+            </w:r>
+          </w:p>
+        </w:tc>
+        <w:tc>
+          <w:tcPr>
+            <w:tcW w:type="dxa" w:w="4320"/>
+          </w:tcPr>
+          <w:p>
+            <w:r>
+              <w:t>38</w:t>
+            </w:r>
+          </w:p>
+        </w:tc>
+      </w:tr>
+      <w:tr>
+        <w:tc>
+          <w:tcPr>
+            <w:tcW w:type="dxa" w:w="2592"/>
+          </w:tcPr>
+          <w:p>
+            <w:r>
+              <w:rPr>
+                <w:b/>
+              </w:rPr>
+              <w:t>电机2电流</w:t>
+            </w:r>
+          </w:p>
+        </w:tc>
+        <w:tc>
+          <w:tcPr>
+            <w:tcW w:type="dxa" w:w="4320"/>
+          </w:tcPr>
+          <w:p>
+            <w:r>
+              <w:t>0.1</w:t>
+            </w:r>
+          </w:p>
+        </w:tc>
+      </w:tr>
+    </w:tbl>
+    <w:p/>
+    <w:p>
+      <w:r>
+        <w:br w:type="page"/>
+      </w:r>
+    </w:p>
+    <w:p>
+      <w:pPr>
+        <w:pStyle w:val="Heading1"/>
+      </w:pPr>
+      <w:r>
+        <w:t>记录 #9 | 录入时间: 2026-02-28 19:31:13</w:t>
+      </w:r>
+    </w:p>
+    <w:p>
+      <w:pPr>
+        <w:pStyle w:val="Heading2"/>
+      </w:pPr>
+      <w:r>
+        <w:t>1. 基本信息与系统状态</w:t>
+      </w:r>
+    </w:p>
+    <w:tbl>
+      <w:tblPr>
+        <w:tblStyle w:val="TableGrid"/>
+        <w:tblW w:type="auto" w:w="0"/>
+        <w:tblLayout w:type="fixed"/>
+        <w:tblLook w:firstColumn="1" w:firstRow="1" w:lastColumn="0" w:lastRow="0" w:noHBand="0" w:noVBand="1" w:val="04A0"/>
+      </w:tblPr>
+      <w:tblGrid>
+        <w:gridCol w:w="4320"/>
+        <w:gridCol w:w="4320"/>
+      </w:tblGrid>
+      <w:tr>
+        <w:tc>
+          <w:tcPr>
+            <w:tcW w:type="dxa" w:w="2592"/>
+          </w:tcPr>
+          <w:p>
+            <w:r>
+              <w:rPr>
+                <w:b/>
+              </w:rPr>
+              <w:t>记录时间</w:t>
+            </w:r>
+          </w:p>
+        </w:tc>
+        <w:tc>
+          <w:tcPr>
+            <w:tcW w:type="dxa" w:w="4320"/>
+          </w:tcPr>
+          <w:p>
+            <w:r>
+              <w:t>2026-02-28 19:31:13</w:t>
+            </w:r>
+          </w:p>
+        </w:tc>
+      </w:tr>
+      <w:tr>
+        <w:tc>
+          <w:tcPr>
+            <w:tcW w:type="dxa" w:w="2592"/>
+          </w:tcPr>
+          <w:p>
+            <w:r>
+              <w:rPr>
+                <w:b/>
+              </w:rPr>
+              <w:t>工作模式</w:t>
+            </w:r>
+          </w:p>
+        </w:tc>
+        <w:tc>
+          <w:tcPr>
+            <w:tcW w:type="dxa" w:w="4320"/>
+          </w:tcPr>
+          <w:p>
+            <w:r>
+              <w:t>自动追踪</w:t>
+            </w:r>
+          </w:p>
+        </w:tc>
+      </w:tr>
+      <w:tr>
+        <w:tc>
+          <w:tcPr>
+            <w:tcW w:type="dxa" w:w="2592"/>
+          </w:tcPr>
+          <w:p>
+            <w:r>
+              <w:rPr>
+                <w:b/>
+              </w:rPr>
+              <w:t>信号源</w:t>
+            </w:r>
+          </w:p>
+        </w:tc>
+        <w:tc>
+          <w:tcPr>
+            <w:tcW w:type="dxa" w:w="4320"/>
+          </w:tcPr>
+          <w:p>
+            <w:r>
+              <w:t>卫星A</w:t>
+            </w:r>
+          </w:p>
+        </w:tc>
+      </w:tr>
+      <w:tr>
+        <w:tc>
+          <w:tcPr>
+            <w:tcW w:type="dxa" w:w="2592"/>
+          </w:tcPr>
+          <w:p>
+            <w:r>
+              <w:rPr>
+                <w:b/>
+              </w:rPr>
+              <w:t>锁定状态</w:t>
+            </w:r>
+          </w:p>
+        </w:tc>
+        <w:tc>
+          <w:tcPr>
+            <w:tcW w:type="dxa" w:w="4320"/>
+          </w:tcPr>
+          <w:p>
+            <w:r>
+              <w:t>已锁定</w:t>
+            </w:r>
+          </w:p>
+        </w:tc>
+      </w:tr>
+      <w:tr>
+        <w:tc>
+          <w:tcPr>
+            <w:tcW w:type="dxa" w:w="2592"/>
+          </w:tcPr>
+          <w:p>
+            <w:r>
+              <w:rPr>
+                <w:b/>
+              </w:rPr>
+              <w:t>锁定指示</w:t>
+            </w:r>
+          </w:p>
+        </w:tc>
+        <w:tc>
+          <w:tcPr>
+            <w:tcW w:type="dxa" w:w="4320"/>
+          </w:tcPr>
+          <w:p>
+            <w:r>
+              <w:t>绿灯</w:t>
+            </w:r>
+          </w:p>
+        </w:tc>
+      </w:tr>
+    </w:tbl>
+    <w:p/>
+    <w:p>
+      <w:pPr>
+        <w:pStyle w:val="Heading2"/>
+      </w:pPr>
+      <w:r>
+        <w:t>2. 信号详细参数</w:t>
+      </w:r>
+    </w:p>
+    <w:tbl>
+      <w:tblPr>
+        <w:tblStyle w:val="TableGrid"/>
+        <w:tblW w:type="auto" w:w="0"/>
+        <w:tblLayout w:type="fixed"/>
+        <w:tblLook w:firstColumn="1" w:firstRow="1" w:lastColumn="0" w:lastRow="0" w:noHBand="0" w:noVBand="1" w:val="04A0"/>
+      </w:tblPr>
+      <w:tblGrid>
+        <w:gridCol w:w="4320"/>
+        <w:gridCol w:w="4320"/>
+      </w:tblGrid>
+      <w:tr>
+        <w:tc>
+          <w:tcPr>
+            <w:tcW w:type="dxa" w:w="2592"/>
+          </w:tcPr>
+          <w:p>
+            <w:r>
+              <w:rPr>
+                <w:b/>
+              </w:rPr>
+              <w:t>AGC门限</w:t>
+            </w:r>
+          </w:p>
+        </w:tc>
+        <w:tc>
+          <w:tcPr>
+            <w:tcW w:type="dxa" w:w="4320"/>
+          </w:tcPr>
+          <w:p>
+            <w:r>
+              <w:t>1.2</w:t>
+            </w:r>
+          </w:p>
+        </w:tc>
+      </w:tr>
+      <w:tr>
+        <w:tc>
+          <w:tcPr>
+            <w:tcW w:type="dxa" w:w="2592"/>
+          </w:tcPr>
+          <w:p>
+            <w:r>
+              <w:rPr>
+                <w:b/>
+              </w:rPr>
+              <w:t>AGC电压</w:t>
+            </w:r>
+          </w:p>
+        </w:tc>
+        <w:tc>
+          <w:tcPr>
+            <w:tcW w:type="dxa" w:w="4320"/>
+          </w:tcPr>
+          <w:p>
+            <w:r>
+              <w:t>3.5</w:t>
+            </w:r>
+          </w:p>
+        </w:tc>
+      </w:tr>
+      <w:tr>
+        <w:tc>
+          <w:tcPr>
+            <w:tcW w:type="dxa" w:w="2592"/>
+          </w:tcPr>
+          <w:p>
+            <w:r>
+              <w:rPr>
+                <w:b/>
+              </w:rPr>
+              <w:t>方位误差电压</w:t>
+            </w:r>
+          </w:p>
+        </w:tc>
+        <w:tc>
+          <w:tcPr>
+            <w:tcW w:type="dxa" w:w="4320"/>
+          </w:tcPr>
+          <w:p>
+            <w:r>
+              <w:t>0.02</w:t>
+            </w:r>
+          </w:p>
+        </w:tc>
+      </w:tr>
+      <w:tr>
+        <w:tc>
+          <w:tcPr>
+            <w:tcW w:type="dxa" w:w="2592"/>
+          </w:tcPr>
+          <w:p>
+            <w:r>
+              <w:rPr>
+                <w:b/>
+              </w:rPr>
+              <w:t>俯仰误差电压</w:t>
+            </w:r>
+          </w:p>
+        </w:tc>
+        <w:tc>
+          <w:tcPr>
+            <w:tcW w:type="dxa" w:w="4320"/>
+          </w:tcPr>
+          <w:p>
+            <w:r>
+              <w:t>0.01</w:t>
+            </w:r>
+          </w:p>
+        </w:tc>
+      </w:tr>
+    </w:tbl>
+    <w:p/>
+    <w:p>
+      <w:pPr>
+        <w:pStyle w:val="Heading2"/>
+      </w:pPr>
+      <w:r>
+        <w:t>3. 转台系跟踪数据</w:t>
+      </w:r>
+    </w:p>
+    <w:tbl>
+      <w:tblPr>
+        <w:tblStyle w:val="TableGrid"/>
+        <w:tblW w:type="auto" w:w="0"/>
+        <w:tblLayout w:type="fixed"/>
+        <w:tblLook w:firstColumn="1" w:firstRow="1" w:lastColumn="0" w:lastRow="0" w:noHBand="0" w:noVBand="1" w:val="04A0"/>
+      </w:tblPr>
+      <w:tblGrid>
+        <w:gridCol w:w="4320"/>
+        <w:gridCol w:w="4320"/>
+      </w:tblGrid>
+      <w:tr>
+        <w:tc>
+          <w:tcPr>
+            <w:tcW w:type="dxa" w:w="2592"/>
+          </w:tcPr>
+          <w:p>
+            <w:r>
+              <w:rPr>
+                <w:b/>
+              </w:rPr>
+              <w:t>引导方位</w:t>
+            </w:r>
+          </w:p>
+        </w:tc>
+        <w:tc>
+          <w:tcPr>
+            <w:tcW w:type="dxa" w:w="4320"/>
+          </w:tcPr>
+          <w:p>
+            <w:r>
+              <w:t>122.904573021401</w:t>
             </w:r>
           </w:p>
         </w:tc>
